--- a/public/src/AccountabilityForms/ASSET ACCOUNTABILITY FORM - TRANSFER.docx
+++ b/public/src/AccountabilityForms/ASSET ACCOUNTABILITY FORM - TRANSFER.docx
@@ -4,7 +4,9 @@
   <w:body>
     <w:p>
       <w:pPr>
+        <w:jc w:val="center"/>
         <w:rPr>
+          <w:rFonts w:ascii="Glacial Indifference" w:hAnsi="Glacial Indifference"/>
           <w:b/>
           <w:bCs/>
           <w:u w:val="single"/>
@@ -15,6 +17,7 @@
       <w:pPr>
         <w:jc w:val="center"/>
         <w:rPr>
+          <w:rFonts w:ascii="Glacial Indifference" w:hAnsi="Glacial Indifference"/>
           <w:b/>
           <w:bCs/>
           <w:u w:val="single"/>
@@ -22,6 +25,7 @@
       </w:pPr>
       <w:r>
         <w:rPr>
+          <w:rFonts w:ascii="Glacial Indifference" w:hAnsi="Glacial Indifference"/>
           <w:b/>
           <w:bCs/>
           <w:u w:val="single"/>
@@ -31,52 +35,45 @@
     </w:p>
     <w:p>
       <w:pPr>
-        <w:jc w:val="center"/>
-        <w:rPr>
-          <w:b/>
-          <w:bCs/>
-          <w:u w:val="single"/>
-        </w:rPr>
-      </w:pPr>
-    </w:p>
-    <w:p>
-      <w:pPr>
         <w:jc w:val="both"/>
         <w:rPr>
+          <w:rFonts w:ascii="Glacial Indifference" w:hAnsi="Glacial Indifference"/>
           <w:b/>
           <w:bCs/>
         </w:rPr>
       </w:pPr>
       <w:r>
         <w:rPr>
+          <w:rFonts w:ascii="Glacial Indifference" w:hAnsi="Glacial Indifference"/>
           <w:b/>
           <w:bCs/>
         </w:rPr>
-        <w:t>Please com</w:t>
+        <w:t xml:space="preserve">Please complete the following form upon receipt/return of any company equipment. A copy of this form will be kept </w:t>
       </w:r>
+      <w:proofErr w:type="gramStart"/>
       <w:r>
         <w:rPr>
+          <w:rFonts w:ascii="Glacial Indifference" w:hAnsi="Glacial Indifference"/>
           <w:b/>
           <w:bCs/>
         </w:rPr>
-        <w:t>plete the following form upon receipt/return of any company equipment. A copy of this form will be kept on your personal file and used to monitor the return of any equipment should you leave the company.</w:t>
+        <w:t>on</w:t>
+      </w:r>
+      <w:proofErr w:type="gramEnd"/>
+      <w:r>
+        <w:rPr>
+          <w:rFonts w:ascii="Glacial Indifference" w:hAnsi="Glacial Indifference"/>
+          <w:b/>
+          <w:bCs/>
+        </w:rPr>
+        <w:t xml:space="preserve"> your personal file and used to monitor the return of any equipment should you leave the company.</w:t>
       </w:r>
     </w:p>
     <w:p>
       <w:pPr>
-        <w:jc w:val="center"/>
+        <w:spacing w:after="0" w:line="240" w:lineRule="auto"/>
         <w:rPr>
-          <w:b/>
-          <w:bCs/>
-          <w:sz w:val="24"/>
-          <w:szCs w:val="24"/>
-          <w:u w:val="single"/>
-        </w:rPr>
-      </w:pPr>
-    </w:p>
-    <w:p>
-      <w:pPr>
-        <w:rPr>
+          <w:rFonts w:ascii="Glacial Indifference" w:hAnsi="Glacial Indifference"/>
           <w:b/>
           <w:bCs/>
           <w:sz w:val="32"/>
@@ -85,6 +82,7 @@
       </w:pPr>
       <w:r>
         <w:rPr>
+          <w:rFonts w:ascii="Glacial Indifference" w:hAnsi="Glacial Indifference"/>
           <w:b/>
           <w:bCs/>
           <w:sz w:val="28"/>
@@ -96,15 +94,913 @@
     <w:tbl>
       <w:tblPr>
         <w:tblStyle w:val="TableGrid"/>
-        <w:tblW w:w="11340" w:type="dxa"/>
-        <w:tblInd w:w="137" w:type="dxa"/>
+        <w:tblpPr w:leftFromText="180" w:rightFromText="180" w:vertAnchor="text" w:horzAnchor="margin" w:tblpY="231"/>
+        <w:tblW w:w="9625" w:type="dxa"/>
+        <w:tblLayout w:type="fixed"/>
         <w:tblLook w:val="04A0" w:firstRow="1" w:lastRow="0" w:firstColumn="1" w:lastColumn="0" w:noHBand="0" w:noVBand="1"/>
       </w:tblPr>
       <w:tblGrid>
-        <w:gridCol w:w="2466"/>
-        <w:gridCol w:w="3234"/>
-        <w:gridCol w:w="2284"/>
-        <w:gridCol w:w="3356"/>
+        <w:gridCol w:w="2245"/>
+        <w:gridCol w:w="2970"/>
+        <w:gridCol w:w="1350"/>
+        <w:gridCol w:w="3060"/>
+      </w:tblGrid>
+      <w:tr>
+        <w:trPr>
+          <w:trHeight w:val="144"/>
+        </w:trPr>
+        <w:tc>
+          <w:tcPr>
+            <w:tcW w:w="2245" w:type="dxa"/>
+          </w:tcPr>
+          <w:p>
+            <w:pPr>
+              <w:rPr>
+                <w:rFonts w:ascii="Glacial Indifference" w:hAnsi="Glacial Indifference"/>
+                <w:b/>
+                <w:bCs/>
+              </w:rPr>
+            </w:pPr>
+            <w:r>
+              <w:rPr>
+                <w:rFonts w:ascii="Glacial Indifference" w:hAnsi="Glacial Indifference"/>
+                <w:b/>
+                <w:bCs/>
+                <w:sz w:val="18"/>
+                <w:szCs w:val="18"/>
+              </w:rPr>
+              <w:t>NAME OF TRANSFEROR:</w:t>
+            </w:r>
+          </w:p>
+        </w:tc>
+        <w:tc>
+          <w:tcPr>
+            <w:tcW w:w="2970" w:type="dxa"/>
+          </w:tcPr>
+          <w:p>
+            <w:pPr>
+              <w:tabs>
+                <w:tab w:val="center" w:pos="1425"/>
+              </w:tabs>
+              <w:rPr>
+                <w:rFonts w:ascii="Glacial Indifference" w:hAnsi="Glacial Indifference"/>
+              </w:rPr>
+            </w:pPr>
+            <w:r>
+              <w:rPr>
+                <w:rFonts w:ascii="Glacial Indifference" w:hAnsi="Glacial Indifference"/>
+              </w:rPr>
+              <w:t>{</w:t>
+            </w:r>
+            <w:proofErr w:type="spellStart"/>
+            <w:r>
+              <w:rPr>
+                <w:rFonts w:ascii="Glacial Indifference" w:hAnsi="Glacial Indifference"/>
+              </w:rPr>
+              <w:t>transferor_name</w:t>
+            </w:r>
+            <w:proofErr w:type="spellEnd"/>
+            <w:r>
+              <w:rPr>
+                <w:rFonts w:ascii="Glacial Indifference" w:hAnsi="Glacial Indifference"/>
+              </w:rPr>
+              <w:t>}</w:t>
+            </w:r>
+          </w:p>
+        </w:tc>
+        <w:tc>
+          <w:tcPr>
+            <w:tcW w:w="1350" w:type="dxa"/>
+          </w:tcPr>
+          <w:p>
+            <w:pPr>
+              <w:rPr>
+                <w:rFonts w:ascii="Glacial Indifference" w:hAnsi="Glacial Indifference"/>
+                <w:b/>
+                <w:bCs/>
+              </w:rPr>
+            </w:pPr>
+            <w:r>
+              <w:rPr>
+                <w:rFonts w:ascii="Glacial Indifference" w:hAnsi="Glacial Indifference"/>
+                <w:b/>
+                <w:bCs/>
+              </w:rPr>
+              <w:t>CLIENT:</w:t>
+            </w:r>
+          </w:p>
+        </w:tc>
+        <w:tc>
+          <w:tcPr>
+            <w:tcW w:w="3060" w:type="dxa"/>
+          </w:tcPr>
+          <w:p>
+            <w:pPr>
+              <w:rPr>
+                <w:rFonts w:ascii="Glacial Indifference" w:hAnsi="Glacial Indifference"/>
+              </w:rPr>
+            </w:pPr>
+            <w:r>
+              <w:rPr>
+                <w:rFonts w:ascii="Glacial Indifference" w:hAnsi="Glacial Indifference"/>
+              </w:rPr>
+              <w:t>{</w:t>
+            </w:r>
+            <w:proofErr w:type="spellStart"/>
+            <w:r>
+              <w:rPr>
+                <w:rFonts w:ascii="Glacial Indifference" w:hAnsi="Glacial Indifference"/>
+              </w:rPr>
+              <w:t>transferor_department</w:t>
+            </w:r>
+            <w:proofErr w:type="spellEnd"/>
+            <w:r>
+              <w:rPr>
+                <w:rFonts w:ascii="Glacial Indifference" w:hAnsi="Glacial Indifference"/>
+              </w:rPr>
+              <w:t>}</w:t>
+            </w:r>
+          </w:p>
+        </w:tc>
+      </w:tr>
+      <w:tr>
+        <w:trPr>
+          <w:trHeight w:val="278"/>
+        </w:trPr>
+        <w:tc>
+          <w:tcPr>
+            <w:tcW w:w="2245" w:type="dxa"/>
+          </w:tcPr>
+          <w:p>
+            <w:pPr>
+              <w:rPr>
+                <w:rFonts w:ascii="Glacial Indifference" w:hAnsi="Glacial Indifference"/>
+                <w:b/>
+                <w:bCs/>
+              </w:rPr>
+            </w:pPr>
+            <w:r>
+              <w:rPr>
+                <w:rFonts w:ascii="Glacial Indifference" w:hAnsi="Glacial Indifference"/>
+                <w:b/>
+                <w:bCs/>
+              </w:rPr>
+              <w:t>DATE HIRED:</w:t>
+            </w:r>
+            <w:r>
+              <w:rPr>
+                <w:rFonts w:ascii="Glacial Indifference" w:hAnsi="Glacial Indifference"/>
+                <w:noProof/>
+              </w:rPr>
+              <w:t xml:space="preserve"> </w:t>
+            </w:r>
+          </w:p>
+        </w:tc>
+        <w:tc>
+          <w:tcPr>
+            <w:tcW w:w="2970" w:type="dxa"/>
+          </w:tcPr>
+          <w:p>
+            <w:pPr>
+              <w:rPr>
+                <w:rFonts w:ascii="Glacial Indifference" w:hAnsi="Glacial Indifference"/>
+              </w:rPr>
+            </w:pPr>
+            <w:r>
+              <w:rPr>
+                <w:rFonts w:ascii="Glacial Indifference" w:hAnsi="Glacial Indifference"/>
+              </w:rPr>
+              <w:t>{</w:t>
+            </w:r>
+            <w:proofErr w:type="spellStart"/>
+            <w:r>
+              <w:rPr>
+                <w:rFonts w:ascii="Glacial Indifference" w:hAnsi="Glacial Indifference"/>
+              </w:rPr>
+              <w:t>transferor_date_hired</w:t>
+            </w:r>
+            <w:proofErr w:type="spellEnd"/>
+            <w:r>
+              <w:rPr>
+                <w:rFonts w:ascii="Glacial Indifference" w:hAnsi="Glacial Indifference"/>
+              </w:rPr>
+              <w:t>}</w:t>
+            </w:r>
+          </w:p>
+        </w:tc>
+        <w:tc>
+          <w:tcPr>
+            <w:tcW w:w="1350" w:type="dxa"/>
+          </w:tcPr>
+          <w:p>
+            <w:pPr>
+              <w:rPr>
+                <w:rFonts w:ascii="Glacial Indifference" w:hAnsi="Glacial Indifference"/>
+                <w:b/>
+                <w:bCs/>
+              </w:rPr>
+            </w:pPr>
+            <w:r>
+              <w:rPr>
+                <w:rFonts w:ascii="Glacial Indifference" w:hAnsi="Glacial Indifference"/>
+                <w:b/>
+                <w:bCs/>
+              </w:rPr>
+              <w:t>POSITION:</w:t>
+            </w:r>
+          </w:p>
+        </w:tc>
+        <w:tc>
+          <w:tcPr>
+            <w:tcW w:w="3060" w:type="dxa"/>
+          </w:tcPr>
+          <w:p>
+            <w:pPr>
+              <w:rPr>
+                <w:rFonts w:ascii="Glacial Indifference" w:hAnsi="Glacial Indifference"/>
+              </w:rPr>
+            </w:pPr>
+            <w:r>
+              <w:rPr>
+                <w:rFonts w:ascii="Glacial Indifference" w:hAnsi="Glacial Indifference"/>
+              </w:rPr>
+              <w:t>{</w:t>
+            </w:r>
+            <w:proofErr w:type="spellStart"/>
+            <w:r>
+              <w:rPr>
+                <w:rFonts w:ascii="Glacial Indifference" w:hAnsi="Glacial Indifference"/>
+              </w:rPr>
+              <w:t>transferor_position</w:t>
+            </w:r>
+            <w:proofErr w:type="spellEnd"/>
+            <w:r>
+              <w:rPr>
+                <w:rFonts w:ascii="Glacial Indifference" w:hAnsi="Glacial Indifference"/>
+              </w:rPr>
+              <w:t>}</w:t>
+            </w:r>
+          </w:p>
+        </w:tc>
+      </w:tr>
+    </w:tbl>
+    <w:p>
+      <w:pPr>
+        <w:tabs>
+          <w:tab w:val="left" w:pos="2120"/>
+          <w:tab w:val="center" w:pos="5836"/>
+        </w:tabs>
+        <w:rPr>
+          <w:rFonts w:ascii="Glacial Indifference" w:hAnsi="Glacial Indifference"/>
+          <w:b/>
+          <w:bCs/>
+          <w:sz w:val="24"/>
+          <w:szCs w:val="24"/>
+        </w:rPr>
+      </w:pPr>
+    </w:p>
+    <w:tbl>
+      <w:tblPr>
+        <w:tblStyle w:val="TableGrid"/>
+        <w:tblpPr w:leftFromText="180" w:rightFromText="180" w:vertAnchor="text" w:horzAnchor="margin" w:tblpY="1259"/>
+        <w:tblW w:w="9625" w:type="dxa"/>
+        <w:tblLayout w:type="fixed"/>
+        <w:tblLook w:val="04A0" w:firstRow="1" w:lastRow="0" w:firstColumn="1" w:lastColumn="0" w:noHBand="0" w:noVBand="1"/>
+      </w:tblPr>
+      <w:tblGrid>
+        <w:gridCol w:w="1345"/>
+        <w:gridCol w:w="1800"/>
+        <w:gridCol w:w="1890"/>
+        <w:gridCol w:w="2430"/>
+        <w:gridCol w:w="2160"/>
+      </w:tblGrid>
+      <w:tr>
+        <w:trPr>
+          <w:trHeight w:val="144"/>
+        </w:trPr>
+        <w:tc>
+          <w:tcPr>
+            <w:tcW w:w="1345" w:type="dxa"/>
+            <w:shd w:val="clear" w:color="auto" w:fill="323E4F" w:themeFill="text2" w:themeFillShade="BF"/>
+          </w:tcPr>
+          <w:p>
+            <w:pPr>
+              <w:jc w:val="center"/>
+              <w:rPr>
+                <w:rFonts w:ascii="Glacial Indifference" w:hAnsi="Glacial Indifference"/>
+                <w:b/>
+                <w:bCs/>
+                <w:color w:val="FFFFFF" w:themeColor="background1"/>
+              </w:rPr>
+            </w:pPr>
+            <w:r>
+              <w:rPr>
+                <w:rFonts w:ascii="Glacial Indifference" w:hAnsi="Glacial Indifference"/>
+                <w:b/>
+                <w:bCs/>
+                <w:color w:val="FFFFFF" w:themeColor="background1"/>
+              </w:rPr>
+              <w:t>DATE</w:t>
+            </w:r>
+          </w:p>
+        </w:tc>
+        <w:tc>
+          <w:tcPr>
+            <w:tcW w:w="1800" w:type="dxa"/>
+            <w:shd w:val="clear" w:color="auto" w:fill="323E4F" w:themeFill="text2" w:themeFillShade="BF"/>
+          </w:tcPr>
+          <w:p>
+            <w:pPr>
+              <w:jc w:val="center"/>
+              <w:rPr>
+                <w:rFonts w:ascii="Glacial Indifference" w:hAnsi="Glacial Indifference"/>
+                <w:b/>
+                <w:bCs/>
+                <w:color w:val="FFFFFF" w:themeColor="background1"/>
+              </w:rPr>
+            </w:pPr>
+            <w:r>
+              <w:rPr>
+                <w:rFonts w:ascii="Glacial Indifference" w:hAnsi="Glacial Indifference"/>
+                <w:b/>
+                <w:bCs/>
+                <w:color w:val="FFFFFF" w:themeColor="background1"/>
+              </w:rPr>
+              <w:t>DESCRIPTION</w:t>
+            </w:r>
+          </w:p>
+        </w:tc>
+        <w:tc>
+          <w:tcPr>
+            <w:tcW w:w="1890" w:type="dxa"/>
+            <w:shd w:val="clear" w:color="auto" w:fill="323E4F" w:themeFill="text2" w:themeFillShade="BF"/>
+          </w:tcPr>
+          <w:p>
+            <w:pPr>
+              <w:jc w:val="center"/>
+              <w:rPr>
+                <w:rFonts w:ascii="Glacial Indifference" w:hAnsi="Glacial Indifference"/>
+                <w:b/>
+                <w:bCs/>
+                <w:color w:val="FFFFFF" w:themeColor="background1"/>
+              </w:rPr>
+            </w:pPr>
+            <w:r>
+              <w:rPr>
+                <w:rFonts w:ascii="Glacial Indifference" w:hAnsi="Glacial Indifference"/>
+                <w:b/>
+                <w:bCs/>
+                <w:color w:val="FFFFFF" w:themeColor="background1"/>
+              </w:rPr>
+              <w:t>BRAND</w:t>
+            </w:r>
+          </w:p>
+        </w:tc>
+        <w:tc>
+          <w:tcPr>
+            <w:tcW w:w="2430" w:type="dxa"/>
+            <w:shd w:val="clear" w:color="auto" w:fill="323E4F" w:themeFill="text2" w:themeFillShade="BF"/>
+          </w:tcPr>
+          <w:p>
+            <w:pPr>
+              <w:jc w:val="center"/>
+              <w:rPr>
+                <w:rFonts w:ascii="Glacial Indifference" w:hAnsi="Glacial Indifference"/>
+                <w:b/>
+                <w:bCs/>
+                <w:color w:val="FFFFFF" w:themeColor="background1"/>
+              </w:rPr>
+            </w:pPr>
+            <w:r>
+              <w:rPr>
+                <w:rFonts w:ascii="Glacial Indifference" w:hAnsi="Glacial Indifference"/>
+                <w:b/>
+                <w:bCs/>
+                <w:color w:val="FFFFFF" w:themeColor="background1"/>
+              </w:rPr>
+              <w:t>SERIAL NUMBER</w:t>
+            </w:r>
+          </w:p>
+        </w:tc>
+        <w:tc>
+          <w:tcPr>
+            <w:tcW w:w="2160" w:type="dxa"/>
+            <w:shd w:val="clear" w:color="auto" w:fill="323E4F" w:themeFill="text2" w:themeFillShade="BF"/>
+          </w:tcPr>
+          <w:p>
+            <w:pPr>
+              <w:jc w:val="center"/>
+              <w:rPr>
+                <w:rFonts w:ascii="Glacial Indifference" w:hAnsi="Glacial Indifference"/>
+                <w:b/>
+                <w:bCs/>
+                <w:color w:val="FFFFFF" w:themeColor="background1"/>
+              </w:rPr>
+            </w:pPr>
+            <w:r>
+              <w:rPr>
+                <w:rFonts w:ascii="Glacial Indifference" w:hAnsi="Glacial Indifference"/>
+                <w:b/>
+                <w:bCs/>
+                <w:color w:val="FFFFFF" w:themeColor="background1"/>
+              </w:rPr>
+              <w:t>CONDITION</w:t>
+            </w:r>
+          </w:p>
+        </w:tc>
+      </w:tr>
+      <w:tr>
+        <w:trPr>
+          <w:trHeight w:val="217"/>
+        </w:trPr>
+        <w:tc>
+          <w:tcPr>
+            <w:tcW w:w="1345" w:type="dxa"/>
+          </w:tcPr>
+          <w:p>
+            <w:pPr>
+              <w:jc w:val="center"/>
+              <w:rPr>
+                <w:rFonts w:ascii="Glacial Indifference" w:hAnsi="Glacial Indifference"/>
+                <w:sz w:val="18"/>
+                <w:szCs w:val="18"/>
+              </w:rPr>
+            </w:pPr>
+            <w:r>
+              <w:rPr>
+                <w:rFonts w:ascii="Glacial Indifference" w:hAnsi="Glacial Indifference"/>
+                <w:sz w:val="14"/>
+                <w:szCs w:val="14"/>
+              </w:rPr>
+              <w:t>{#</w:t>
+            </w:r>
+            <w:proofErr w:type="gramStart"/>
+            <w:r>
+              <w:rPr>
+                <w:rFonts w:ascii="Glacial Indifference" w:hAnsi="Glacial Indifference"/>
+                <w:sz w:val="14"/>
+                <w:szCs w:val="14"/>
+              </w:rPr>
+              <w:t>devices}{</w:t>
+            </w:r>
+            <w:proofErr w:type="gramEnd"/>
+            <w:r>
+              <w:rPr>
+                <w:rFonts w:ascii="Glacial Indifference" w:hAnsi="Glacial Indifference"/>
+                <w:sz w:val="14"/>
+                <w:szCs w:val="14"/>
+              </w:rPr>
+              <w:t>TransferDate}</w:t>
+            </w:r>
+          </w:p>
+        </w:tc>
+        <w:tc>
+          <w:tcPr>
+            <w:tcW w:w="1800" w:type="dxa"/>
+          </w:tcPr>
+          <w:p>
+            <w:pPr>
+              <w:jc w:val="center"/>
+              <w:rPr>
+                <w:rFonts w:ascii="Glacial Indifference" w:hAnsi="Glacial Indifference"/>
+              </w:rPr>
+            </w:pPr>
+            <w:r>
+              <w:rPr>
+                <w:rFonts w:ascii="Glacial Indifference" w:hAnsi="Glacial Indifference"/>
+              </w:rPr>
+              <w:t>{</w:t>
+            </w:r>
+            <w:proofErr w:type="spellStart"/>
+            <w:r>
+              <w:rPr>
+                <w:rFonts w:ascii="Glacial Indifference" w:hAnsi="Glacial Indifference"/>
+              </w:rPr>
+              <w:t>deviceType</w:t>
+            </w:r>
+            <w:proofErr w:type="spellEnd"/>
+            <w:r>
+              <w:rPr>
+                <w:rFonts w:ascii="Glacial Indifference" w:hAnsi="Glacial Indifference"/>
+              </w:rPr>
+              <w:t>}</w:t>
+            </w:r>
+          </w:p>
+        </w:tc>
+        <w:tc>
+          <w:tcPr>
+            <w:tcW w:w="1890" w:type="dxa"/>
+          </w:tcPr>
+          <w:p>
+            <w:pPr>
+              <w:jc w:val="center"/>
+              <w:rPr>
+                <w:rFonts w:ascii="Glacial Indifference" w:hAnsi="Glacial Indifference"/>
+              </w:rPr>
+            </w:pPr>
+            <w:r>
+              <w:rPr>
+                <w:rFonts w:ascii="Glacial Indifference" w:hAnsi="Glacial Indifference"/>
+              </w:rPr>
+              <w:t>{brand}</w:t>
+            </w:r>
+          </w:p>
+        </w:tc>
+        <w:tc>
+          <w:tcPr>
+            <w:tcW w:w="2430" w:type="dxa"/>
+          </w:tcPr>
+          <w:p>
+            <w:pPr>
+              <w:jc w:val="center"/>
+              <w:rPr>
+                <w:rFonts w:ascii="Glacial Indifference" w:hAnsi="Glacial Indifference"/>
+                <w:color w:val="000000"/>
+              </w:rPr>
+            </w:pPr>
+            <w:r>
+              <w:rPr>
+                <w:rFonts w:ascii="Glacial Indifference" w:hAnsi="Glacial Indifference"/>
+              </w:rPr>
+              <w:t>{</w:t>
+            </w:r>
+            <w:proofErr w:type="spellStart"/>
+            <w:r>
+              <w:rPr>
+                <w:rFonts w:ascii="Glacial Indifference" w:hAnsi="Glacial Indifference"/>
+              </w:rPr>
+              <w:t>deviceTag</w:t>
+            </w:r>
+            <w:proofErr w:type="spellEnd"/>
+            <w:r>
+              <w:rPr>
+                <w:rFonts w:ascii="Glacial Indifference" w:hAnsi="Glacial Indifference"/>
+              </w:rPr>
+              <w:t>}</w:t>
+            </w:r>
+          </w:p>
+        </w:tc>
+        <w:tc>
+          <w:tcPr>
+            <w:tcW w:w="2160" w:type="dxa"/>
+          </w:tcPr>
+          <w:p>
+            <w:pPr>
+              <w:jc w:val="center"/>
+              <w:rPr>
+                <w:rFonts w:ascii="Glacial Indifference" w:hAnsi="Glacial Indifference"/>
+              </w:rPr>
+            </w:pPr>
+            <w:proofErr w:type="gramStart"/>
+            <w:r>
+              <w:rPr>
+                <w:rFonts w:ascii="Glacial Indifference" w:hAnsi="Glacial Indifference"/>
+              </w:rPr>
+              <w:t>{condition}{/</w:t>
+            </w:r>
+            <w:proofErr w:type="gramEnd"/>
+            <w:r>
+              <w:rPr>
+                <w:rFonts w:ascii="Glacial Indifference" w:hAnsi="Glacial Indifference"/>
+              </w:rPr>
+              <w:t>devices}</w:t>
+            </w:r>
+          </w:p>
+        </w:tc>
+      </w:tr>
+      <w:tr>
+        <w:trPr>
+          <w:trHeight w:val="347"/>
+        </w:trPr>
+        <w:tc>
+          <w:tcPr>
+            <w:tcW w:w="1345" w:type="dxa"/>
+            <w:vAlign w:val="center"/>
+          </w:tcPr>
+          <w:p>
+            <w:pPr>
+              <w:jc w:val="center"/>
+              <w:rPr>
+                <w:rFonts w:ascii="Glacial Indifference" w:hAnsi="Glacial Indifference"/>
+              </w:rPr>
+            </w:pPr>
+          </w:p>
+        </w:tc>
+        <w:tc>
+          <w:tcPr>
+            <w:tcW w:w="1800" w:type="dxa"/>
+            <w:vAlign w:val="center"/>
+          </w:tcPr>
+          <w:p>
+            <w:pPr>
+              <w:jc w:val="center"/>
+              <w:rPr>
+                <w:rFonts w:ascii="Glacial Indifference" w:hAnsi="Glacial Indifference"/>
+              </w:rPr>
+            </w:pPr>
+          </w:p>
+        </w:tc>
+        <w:tc>
+          <w:tcPr>
+            <w:tcW w:w="1890" w:type="dxa"/>
+            <w:vAlign w:val="center"/>
+          </w:tcPr>
+          <w:p>
+            <w:pPr>
+              <w:jc w:val="center"/>
+              <w:rPr>
+                <w:rFonts w:ascii="Glacial Indifference" w:hAnsi="Glacial Indifference"/>
+              </w:rPr>
+            </w:pPr>
+          </w:p>
+        </w:tc>
+        <w:tc>
+          <w:tcPr>
+            <w:tcW w:w="2430" w:type="dxa"/>
+            <w:vAlign w:val="center"/>
+          </w:tcPr>
+          <w:p>
+            <w:pPr>
+              <w:jc w:val="center"/>
+              <w:rPr>
+                <w:rFonts w:ascii="Glacial Indifference" w:hAnsi="Glacial Indifference"/>
+                <w:color w:val="000000"/>
+              </w:rPr>
+            </w:pPr>
+          </w:p>
+        </w:tc>
+        <w:tc>
+          <w:tcPr>
+            <w:tcW w:w="2160" w:type="dxa"/>
+            <w:vAlign w:val="center"/>
+          </w:tcPr>
+          <w:p>
+            <w:pPr>
+              <w:tabs>
+                <w:tab w:val="left" w:pos="795"/>
+                <w:tab w:val="left" w:pos="1395"/>
+              </w:tabs>
+              <w:jc w:val="center"/>
+              <w:rPr>
+                <w:rFonts w:ascii="Glacial Indifference" w:hAnsi="Glacial Indifference"/>
+              </w:rPr>
+            </w:pPr>
+          </w:p>
+        </w:tc>
+      </w:tr>
+      <w:tr>
+        <w:trPr>
+          <w:trHeight w:val="347"/>
+        </w:trPr>
+        <w:tc>
+          <w:tcPr>
+            <w:tcW w:w="1345" w:type="dxa"/>
+            <w:vAlign w:val="center"/>
+          </w:tcPr>
+          <w:p>
+            <w:pPr>
+              <w:jc w:val="center"/>
+              <w:rPr>
+                <w:rFonts w:ascii="Glacial Indifference" w:hAnsi="Glacial Indifference"/>
+              </w:rPr>
+            </w:pPr>
+          </w:p>
+        </w:tc>
+        <w:tc>
+          <w:tcPr>
+            <w:tcW w:w="1800" w:type="dxa"/>
+            <w:vAlign w:val="center"/>
+          </w:tcPr>
+          <w:p>
+            <w:pPr>
+              <w:jc w:val="center"/>
+              <w:rPr>
+                <w:rFonts w:ascii="Glacial Indifference" w:hAnsi="Glacial Indifference"/>
+              </w:rPr>
+            </w:pPr>
+          </w:p>
+        </w:tc>
+        <w:tc>
+          <w:tcPr>
+            <w:tcW w:w="1890" w:type="dxa"/>
+            <w:vAlign w:val="center"/>
+          </w:tcPr>
+          <w:p>
+            <w:pPr>
+              <w:jc w:val="center"/>
+              <w:rPr>
+                <w:rFonts w:ascii="Glacial Indifference" w:hAnsi="Glacial Indifference"/>
+              </w:rPr>
+            </w:pPr>
+          </w:p>
+        </w:tc>
+        <w:tc>
+          <w:tcPr>
+            <w:tcW w:w="2430" w:type="dxa"/>
+            <w:vAlign w:val="center"/>
+          </w:tcPr>
+          <w:p>
+            <w:pPr>
+              <w:jc w:val="center"/>
+              <w:rPr>
+                <w:rFonts w:ascii="Glacial Indifference" w:hAnsi="Glacial Indifference"/>
+                <w:color w:val="000000"/>
+              </w:rPr>
+            </w:pPr>
+          </w:p>
+        </w:tc>
+        <w:tc>
+          <w:tcPr>
+            <w:tcW w:w="2160" w:type="dxa"/>
+            <w:vAlign w:val="center"/>
+          </w:tcPr>
+          <w:p>
+            <w:pPr>
+              <w:jc w:val="center"/>
+              <w:rPr>
+                <w:rFonts w:ascii="Glacial Indifference" w:hAnsi="Glacial Indifference"/>
+                <w:sz w:val="18"/>
+                <w:szCs w:val="18"/>
+              </w:rPr>
+            </w:pPr>
+          </w:p>
+        </w:tc>
+      </w:tr>
+      <w:tr>
+        <w:trPr>
+          <w:trHeight w:val="347"/>
+        </w:trPr>
+        <w:tc>
+          <w:tcPr>
+            <w:tcW w:w="1345" w:type="dxa"/>
+            <w:vAlign w:val="center"/>
+          </w:tcPr>
+          <w:p>
+            <w:pPr>
+              <w:jc w:val="center"/>
+              <w:rPr>
+                <w:rFonts w:ascii="Glacial Indifference" w:hAnsi="Glacial Indifference"/>
+              </w:rPr>
+            </w:pPr>
+          </w:p>
+        </w:tc>
+        <w:tc>
+          <w:tcPr>
+            <w:tcW w:w="1800" w:type="dxa"/>
+            <w:vAlign w:val="center"/>
+          </w:tcPr>
+          <w:p>
+            <w:pPr>
+              <w:tabs>
+                <w:tab w:val="left" w:pos="322"/>
+              </w:tabs>
+              <w:jc w:val="center"/>
+              <w:rPr>
+                <w:rFonts w:ascii="Glacial Indifference" w:hAnsi="Glacial Indifference"/>
+              </w:rPr>
+            </w:pPr>
+          </w:p>
+        </w:tc>
+        <w:tc>
+          <w:tcPr>
+            <w:tcW w:w="1890" w:type="dxa"/>
+            <w:vAlign w:val="center"/>
+          </w:tcPr>
+          <w:p>
+            <w:pPr>
+              <w:jc w:val="center"/>
+              <w:rPr>
+                <w:rFonts w:ascii="Glacial Indifference" w:hAnsi="Glacial Indifference"/>
+              </w:rPr>
+            </w:pPr>
+          </w:p>
+        </w:tc>
+        <w:tc>
+          <w:tcPr>
+            <w:tcW w:w="2430" w:type="dxa"/>
+            <w:vAlign w:val="center"/>
+          </w:tcPr>
+          <w:p>
+            <w:pPr>
+              <w:jc w:val="center"/>
+              <w:rPr>
+                <w:rFonts w:ascii="Glacial Indifference" w:hAnsi="Glacial Indifference"/>
+                <w:color w:val="000000"/>
+              </w:rPr>
+            </w:pPr>
+          </w:p>
+        </w:tc>
+        <w:tc>
+          <w:tcPr>
+            <w:tcW w:w="2160" w:type="dxa"/>
+            <w:vAlign w:val="center"/>
+          </w:tcPr>
+          <w:p>
+            <w:pPr>
+              <w:jc w:val="center"/>
+              <w:rPr>
+                <w:rFonts w:ascii="Glacial Indifference" w:hAnsi="Glacial Indifference"/>
+                <w:sz w:val="18"/>
+                <w:szCs w:val="18"/>
+              </w:rPr>
+            </w:pPr>
+          </w:p>
+        </w:tc>
+      </w:tr>
+      <w:tr>
+        <w:trPr>
+          <w:trHeight w:val="347"/>
+        </w:trPr>
+        <w:tc>
+          <w:tcPr>
+            <w:tcW w:w="1345" w:type="dxa"/>
+            <w:vAlign w:val="center"/>
+          </w:tcPr>
+          <w:p>
+            <w:pPr>
+              <w:jc w:val="center"/>
+              <w:rPr>
+                <w:rFonts w:ascii="Glacial Indifference" w:hAnsi="Glacial Indifference"/>
+              </w:rPr>
+            </w:pPr>
+          </w:p>
+        </w:tc>
+        <w:tc>
+          <w:tcPr>
+            <w:tcW w:w="1800" w:type="dxa"/>
+            <w:vAlign w:val="center"/>
+          </w:tcPr>
+          <w:p>
+            <w:pPr>
+              <w:tabs>
+                <w:tab w:val="left" w:pos="290"/>
+              </w:tabs>
+              <w:jc w:val="center"/>
+              <w:rPr>
+                <w:rFonts w:ascii="Glacial Indifference" w:hAnsi="Glacial Indifference"/>
+              </w:rPr>
+            </w:pPr>
+          </w:p>
+        </w:tc>
+        <w:tc>
+          <w:tcPr>
+            <w:tcW w:w="1890" w:type="dxa"/>
+            <w:vAlign w:val="center"/>
+          </w:tcPr>
+          <w:p>
+            <w:pPr>
+              <w:jc w:val="center"/>
+              <w:rPr>
+                <w:rFonts w:ascii="Glacial Indifference" w:hAnsi="Glacial Indifference"/>
+                <w:color w:val="000000"/>
+              </w:rPr>
+            </w:pPr>
+          </w:p>
+        </w:tc>
+        <w:tc>
+          <w:tcPr>
+            <w:tcW w:w="2430" w:type="dxa"/>
+            <w:vAlign w:val="center"/>
+          </w:tcPr>
+          <w:p>
+            <w:pPr>
+              <w:jc w:val="center"/>
+              <w:rPr>
+                <w:rFonts w:ascii="Glacial Indifference" w:hAnsi="Glacial Indifference"/>
+                <w:color w:val="000000"/>
+              </w:rPr>
+            </w:pPr>
+          </w:p>
+        </w:tc>
+        <w:tc>
+          <w:tcPr>
+            <w:tcW w:w="2160" w:type="dxa"/>
+            <w:vAlign w:val="center"/>
+          </w:tcPr>
+          <w:p>
+            <w:pPr>
+              <w:jc w:val="center"/>
+              <w:rPr>
+                <w:rFonts w:ascii="Glacial Indifference" w:hAnsi="Glacial Indifference"/>
+              </w:rPr>
+            </w:pPr>
+          </w:p>
+        </w:tc>
+      </w:tr>
+    </w:tbl>
+    <w:tbl>
+      <w:tblPr>
+        <w:tblStyle w:val="TableGrid"/>
+        <w:tblpPr w:leftFromText="180" w:rightFromText="180" w:vertAnchor="text" w:horzAnchor="margin" w:tblpY="88"/>
+        <w:tblW w:w="9625" w:type="dxa"/>
+        <w:tblLayout w:type="fixed"/>
+        <w:tblLook w:val="04A0" w:firstRow="1" w:lastRow="0" w:firstColumn="1" w:lastColumn="0" w:noHBand="0" w:noVBand="1"/>
+      </w:tblPr>
+      <w:tblGrid>
+        <w:gridCol w:w="2245"/>
+        <w:gridCol w:w="2970"/>
+        <w:gridCol w:w="1350"/>
+        <w:gridCol w:w="3060"/>
       </w:tblGrid>
       <w:tr>
         <w:trPr>
@@ -112,283 +1008,113 @@
         </w:trPr>
         <w:tc>
           <w:tcPr>
-            <w:tcW w:w="2620" w:type="dxa"/>
-          </w:tcPr>
-          <w:p>
-            <w:pPr>
-              <w:rPr>
+            <w:tcW w:w="2245" w:type="dxa"/>
+          </w:tcPr>
+          <w:p>
+            <w:pPr>
+              <w:rPr>
+                <w:rFonts w:ascii="Glacial Indifference" w:hAnsi="Glacial Indifference"/>
                 <w:b/>
                 <w:bCs/>
               </w:rPr>
             </w:pPr>
             <w:r>
               <w:rPr>
+                <w:rFonts w:ascii="Glacial Indifference" w:hAnsi="Glacial Indifference"/>
                 <w:b/>
                 <w:bCs/>
-              </w:rPr>
-              <w:t>NAME</w:t>
-            </w:r>
-            <w:r>
-              <w:rPr>
+                <w:sz w:val="18"/>
+                <w:szCs w:val="18"/>
+              </w:rPr>
+              <w:t>NAME OF TRANSFEREE:</w:t>
+            </w:r>
+          </w:p>
+        </w:tc>
+        <w:tc>
+          <w:tcPr>
+            <w:tcW w:w="2970" w:type="dxa"/>
+          </w:tcPr>
+          <w:p>
+            <w:pPr>
+              <w:tabs>
+                <w:tab w:val="center" w:pos="1425"/>
+              </w:tabs>
+              <w:rPr>
+                <w:rFonts w:ascii="Glacial Indifference" w:hAnsi="Glacial Indifference"/>
+              </w:rPr>
+            </w:pPr>
+            <w:r>
+              <w:rPr>
+                <w:rFonts w:ascii="Glacial Indifference" w:hAnsi="Glacial Indifference"/>
+              </w:rPr>
+              <w:t>{</w:t>
+            </w:r>
+            <w:proofErr w:type="spellStart"/>
+            <w:r>
+              <w:rPr>
+                <w:rFonts w:ascii="Glacial Indifference" w:hAnsi="Glacial Indifference"/>
+              </w:rPr>
+              <w:t>transferee_name</w:t>
+            </w:r>
+            <w:proofErr w:type="spellEnd"/>
+            <w:r>
+              <w:rPr>
+                <w:rFonts w:ascii="Glacial Indifference" w:hAnsi="Glacial Indifference"/>
+              </w:rPr>
+              <w:t>}</w:t>
+            </w:r>
+          </w:p>
+        </w:tc>
+        <w:tc>
+          <w:tcPr>
+            <w:tcW w:w="1350" w:type="dxa"/>
+          </w:tcPr>
+          <w:p>
+            <w:pPr>
+              <w:rPr>
+                <w:rFonts w:ascii="Glacial Indifference" w:hAnsi="Glacial Indifference"/>
                 <w:b/>
                 <w:bCs/>
               </w:rPr>
-              <w:t xml:space="preserve"> OF TRANSFEROR:</w:t>
-            </w:r>
-          </w:p>
-        </w:tc>
-        <w:tc>
-          <w:tcPr>
-            <w:tcW w:w="3376" w:type="dxa"/>
-          </w:tcPr>
-          <w:p>
-            <w:r>
-              <w:t>{</w:t>
-            </w:r>
-            <w:r>
-              <w:t>transferor_name</w:t>
-            </w:r>
-            <w:r>
-              <w:t>}</w:t>
-            </w:r>
-          </w:p>
-        </w:tc>
-        <w:tc>
-          <w:tcPr>
-            <w:tcW w:w="1841" w:type="dxa"/>
-          </w:tcPr>
-          <w:p>
-            <w:pPr>
-              <w:rPr>
+            </w:pPr>
+            <w:r>
+              <w:rPr>
+                <w:rFonts w:ascii="Glacial Indifference" w:hAnsi="Glacial Indifference"/>
                 <w:b/>
                 <w:bCs/>
               </w:rPr>
-            </w:pPr>
-            <w:r>
-              <w:rPr>
-                <w:b/>
-                <w:bCs/>
-              </w:rPr>
-              <w:t>DEPARTMENT</w:t>
-            </w:r>
-            <w:r>
-              <w:rPr>
-                <w:b/>
-                <w:bCs/>
-              </w:rPr>
-              <w:t>/CLIENT</w:t>
-            </w:r>
-            <w:r>
-              <w:rPr>
-                <w:b/>
-                <w:bCs/>
-              </w:rPr>
-              <w:t>:</w:t>
-            </w:r>
-          </w:p>
-        </w:tc>
-        <w:tc>
-          <w:tcPr>
-            <w:tcW w:w="3503" w:type="dxa"/>
-          </w:tcPr>
-          <w:p>
-            <w:r>
+              <w:t>CLIENT:</w:t>
+            </w:r>
+          </w:p>
+        </w:tc>
+        <w:tc>
+          <w:tcPr>
+            <w:tcW w:w="3060" w:type="dxa"/>
+          </w:tcPr>
+          <w:p>
+            <w:pPr>
+              <w:rPr>
+                <w:rFonts w:ascii="Glacial Indifference" w:hAnsi="Glacial Indifference"/>
+              </w:rPr>
+            </w:pPr>
+            <w:r>
+              <w:rPr>
+                <w:rFonts w:ascii="Glacial Indifference" w:hAnsi="Glacial Indifference"/>
+              </w:rPr>
               <w:t>{</w:t>
             </w:r>
-            <w:r>
-              <w:t>transferor_department</w:t>
-            </w:r>
-            <w:r>
-              <w:t>}</w:t>
-            </w:r>
-          </w:p>
-        </w:tc>
-      </w:tr>
-      <w:tr>
-        <w:trPr>
-          <w:trHeight w:val="262"/>
-        </w:trPr>
-        <w:tc>
-          <w:tcPr>
-            <w:tcW w:w="2620" w:type="dxa"/>
-          </w:tcPr>
-          <w:p>
-            <w:pPr>
-              <w:rPr>
-                <w:b/>
-                <w:bCs/>
-              </w:rPr>
-            </w:pPr>
-            <w:r>
-              <w:rPr>
-                <w:b/>
-                <w:bCs/>
-              </w:rPr>
-              <w:t>DATE HIRED:</w:t>
-            </w:r>
-          </w:p>
-        </w:tc>
-        <w:tc>
-          <w:tcPr>
-            <w:tcW w:w="3376" w:type="dxa"/>
-          </w:tcPr>
-          <w:p>
-            <w:r>
-              <w:t>{</w:t>
-            </w:r>
-            <w:r>
-              <w:t>transferor_date_hired</w:t>
-            </w:r>
-            <w:r>
-              <w:t>}</w:t>
-            </w:r>
-          </w:p>
-        </w:tc>
-        <w:tc>
-          <w:tcPr>
-            <w:tcW w:w="1841" w:type="dxa"/>
-          </w:tcPr>
-          <w:p>
-            <w:pPr>
-              <w:rPr>
-                <w:b/>
-                <w:bCs/>
-              </w:rPr>
-            </w:pPr>
-            <w:r>
-              <w:rPr>
-                <w:b/>
-                <w:bCs/>
-              </w:rPr>
-              <w:t>POSITION:</w:t>
-            </w:r>
-          </w:p>
-        </w:tc>
-        <w:tc>
-          <w:tcPr>
-            <w:tcW w:w="3503" w:type="dxa"/>
-          </w:tcPr>
-          <w:p>
-            <w:r>
-              <w:t>{</w:t>
-            </w:r>
-            <w:r>
-              <w:t>transferor_position</w:t>
-            </w:r>
-            <w:r>
-              <w:t>}</w:t>
-            </w:r>
-          </w:p>
-        </w:tc>
-      </w:tr>
-    </w:tbl>
-    <w:p/>
-    <w:tbl>
-      <w:tblPr>
-        <w:tblStyle w:val="TableGrid"/>
-        <w:tblW w:w="11340" w:type="dxa"/>
-        <w:tblInd w:w="137" w:type="dxa"/>
-        <w:tblLook w:val="04A0" w:firstRow="1" w:lastRow="0" w:firstColumn="1" w:lastColumn="0" w:noHBand="0" w:noVBand="1"/>
-      </w:tblPr>
-      <w:tblGrid>
-        <w:gridCol w:w="2545"/>
-        <w:gridCol w:w="3217"/>
-        <w:gridCol w:w="2284"/>
-        <w:gridCol w:w="3294"/>
-      </w:tblGrid>
-      <w:tr>
-        <w:trPr>
-          <w:trHeight w:val="323"/>
-        </w:trPr>
-        <w:tc>
-          <w:tcPr>
-            <w:tcW w:w="2545" w:type="dxa"/>
-          </w:tcPr>
-          <w:p>
-            <w:pPr>
-              <w:rPr>
-                <w:b/>
-                <w:bCs/>
-              </w:rPr>
-            </w:pPr>
-            <w:r>
-              <w:rPr>
-                <w:b/>
-                <w:bCs/>
-              </w:rPr>
-              <w:t>NAME</w:t>
-            </w:r>
-            <w:r>
-              <w:rPr>
-                <w:b/>
-                <w:bCs/>
-              </w:rPr>
-              <w:t xml:space="preserve"> OF TRANSFEREE:</w:t>
-            </w:r>
-          </w:p>
-        </w:tc>
-        <w:tc>
-          <w:tcPr>
-            <w:tcW w:w="3217" w:type="dxa"/>
-          </w:tcPr>
-          <w:p>
-            <w:r>
-              <w:t>{</w:t>
-            </w:r>
-            <w:r>
-              <w:t>transferee_name</w:t>
-            </w:r>
-            <w:r>
-              <w:t>}</w:t>
-            </w:r>
-          </w:p>
-        </w:tc>
-        <w:tc>
-          <w:tcPr>
-            <w:tcW w:w="2284" w:type="dxa"/>
-          </w:tcPr>
-          <w:p>
-            <w:pPr>
-              <w:rPr>
-                <w:b/>
-                <w:bCs/>
-              </w:rPr>
-            </w:pPr>
-            <w:r>
-              <w:rPr>
-                <w:b/>
-                <w:bCs/>
-              </w:rPr>
-              <w:t>DEPARTMENT</w:t>
-            </w:r>
-            <w:r>
-              <w:rPr>
-                <w:b/>
-                <w:bCs/>
-              </w:rPr>
-              <w:t>/CLIENT</w:t>
-            </w:r>
-            <w:r>
-              <w:rPr>
-                <w:b/>
-                <w:bCs/>
-              </w:rPr>
-              <w:t>:</w:t>
-            </w:r>
-          </w:p>
-        </w:tc>
-        <w:tc>
-          <w:tcPr>
-            <w:tcW w:w="3294" w:type="dxa"/>
-          </w:tcPr>
-          <w:p>
-            <w:r>
-              <w:t>{</w:t>
-            </w:r>
-            <w:r>
+            <w:proofErr w:type="spellStart"/>
+            <w:r>
+              <w:rPr>
+                <w:rFonts w:ascii="Glacial Indifference" w:hAnsi="Glacial Indifference"/>
+              </w:rPr>
               <w:t>transferee_department</w:t>
             </w:r>
-            <w:r>
+            <w:proofErr w:type="spellEnd"/>
+            <w:r>
+              <w:rPr>
+                <w:rFonts w:ascii="Glacial Indifference" w:hAnsi="Glacial Indifference"/>
+              </w:rPr>
               <w:t>}</w:t>
             </w:r>
           </w:p>
@@ -400,17 +1126,19 @@
         </w:trPr>
         <w:tc>
           <w:tcPr>
-            <w:tcW w:w="2545" w:type="dxa"/>
-          </w:tcPr>
-          <w:p>
-            <w:pPr>
-              <w:rPr>
+            <w:tcW w:w="2245" w:type="dxa"/>
+          </w:tcPr>
+          <w:p>
+            <w:pPr>
+              <w:rPr>
+                <w:rFonts w:ascii="Glacial Indifference" w:hAnsi="Glacial Indifference"/>
                 <w:b/>
                 <w:bCs/>
               </w:rPr>
             </w:pPr>
             <w:r>
               <w:rPr>
+                <w:rFonts w:ascii="Glacial Indifference" w:hAnsi="Glacial Indifference"/>
                 <w:b/>
                 <w:bCs/>
               </w:rPr>
@@ -420,33 +1148,51 @@
         </w:tc>
         <w:tc>
           <w:tcPr>
-            <w:tcW w:w="3217" w:type="dxa"/>
-          </w:tcPr>
-          <w:p>
-            <w:r>
+            <w:tcW w:w="2970" w:type="dxa"/>
+          </w:tcPr>
+          <w:p>
+            <w:pPr>
+              <w:rPr>
+                <w:rFonts w:ascii="Glacial Indifference" w:hAnsi="Glacial Indifference"/>
+              </w:rPr>
+            </w:pPr>
+            <w:r>
+              <w:rPr>
+                <w:rFonts w:ascii="Glacial Indifference" w:hAnsi="Glacial Indifference"/>
+              </w:rPr>
               <w:t>{</w:t>
             </w:r>
-            <w:r>
+            <w:proofErr w:type="spellStart"/>
+            <w:r>
+              <w:rPr>
+                <w:rFonts w:ascii="Glacial Indifference" w:hAnsi="Glacial Indifference"/>
+              </w:rPr>
               <w:t>transferee_date_hired</w:t>
             </w:r>
-            <w:r>
+            <w:proofErr w:type="spellEnd"/>
+            <w:r>
+              <w:rPr>
+                <w:rFonts w:ascii="Glacial Indifference" w:hAnsi="Glacial Indifference"/>
+              </w:rPr>
               <w:t>}</w:t>
             </w:r>
           </w:p>
         </w:tc>
         <w:tc>
           <w:tcPr>
-            <w:tcW w:w="2284" w:type="dxa"/>
-          </w:tcPr>
-          <w:p>
-            <w:pPr>
-              <w:rPr>
+            <w:tcW w:w="1350" w:type="dxa"/>
+          </w:tcPr>
+          <w:p>
+            <w:pPr>
+              <w:rPr>
+                <w:rFonts w:ascii="Glacial Indifference" w:hAnsi="Glacial Indifference"/>
                 <w:b/>
                 <w:bCs/>
               </w:rPr>
             </w:pPr>
             <w:r>
               <w:rPr>
+                <w:rFonts w:ascii="Glacial Indifference" w:hAnsi="Glacial Indifference"/>
                 <w:b/>
                 <w:bCs/>
               </w:rPr>
@@ -456,662 +1202,95 @@
         </w:tc>
         <w:tc>
           <w:tcPr>
-            <w:tcW w:w="3294" w:type="dxa"/>
-          </w:tcPr>
-          <w:p>
-            <w:r>
+            <w:tcW w:w="3060" w:type="dxa"/>
+          </w:tcPr>
+          <w:p>
+            <w:pPr>
+              <w:rPr>
+                <w:rFonts w:ascii="Glacial Indifference" w:hAnsi="Glacial Indifference"/>
+              </w:rPr>
+            </w:pPr>
+            <w:r>
+              <w:rPr>
+                <w:rFonts w:ascii="Glacial Indifference" w:hAnsi="Glacial Indifference"/>
+              </w:rPr>
               <w:t>{</w:t>
             </w:r>
-            <w:r>
+            <w:proofErr w:type="spellStart"/>
+            <w:r>
+              <w:rPr>
+                <w:rFonts w:ascii="Glacial Indifference" w:hAnsi="Glacial Indifference"/>
+              </w:rPr>
               <w:t>transferee_position</w:t>
             </w:r>
-            <w:r>
+            <w:proofErr w:type="spellEnd"/>
+            <w:r>
+              <w:rPr>
+                <w:rFonts w:ascii="Glacial Indifference" w:hAnsi="Glacial Indifference"/>
+              </w:rPr>
               <w:t>}</w:t>
             </w:r>
           </w:p>
         </w:tc>
       </w:tr>
     </w:tbl>
-    <w:p/>
-    <w:p/>
-    <w:tbl>
-      <w:tblPr>
-        <w:tblStyle w:val="TableGrid"/>
-        <w:tblW w:w="11340" w:type="dxa"/>
-        <w:tblInd w:w="137" w:type="dxa"/>
-        <w:tblLayout w:type="fixed"/>
-        <w:tblLook w:val="04A0" w:firstRow="1" w:lastRow="0" w:firstColumn="1" w:lastColumn="0" w:noHBand="0" w:noVBand="1"/>
-      </w:tblPr>
-      <w:tblGrid>
-        <w:gridCol w:w="1701"/>
-        <w:gridCol w:w="2394"/>
-        <w:gridCol w:w="2373"/>
-        <w:gridCol w:w="2202"/>
-        <w:gridCol w:w="2670"/>
-      </w:tblGrid>
-      <w:tr>
-        <w:trPr>
-          <w:trHeight w:val="124"/>
-        </w:trPr>
-        <w:tc>
-          <w:tcPr>
-            <w:tcW w:w="1701" w:type="dxa"/>
-          </w:tcPr>
-          <w:p>
-            <w:pPr>
-              <w:jc w:val="center"/>
-              <w:rPr>
-                <w:b/>
-                <w:bCs/>
-              </w:rPr>
-            </w:pPr>
-            <w:r>
-              <w:rPr>
-                <w:b/>
-                <w:bCs/>
-              </w:rPr>
-              <w:t>DATE</w:t>
-            </w:r>
-          </w:p>
-        </w:tc>
-        <w:tc>
-          <w:tcPr>
-            <w:tcW w:w="2394" w:type="dxa"/>
-          </w:tcPr>
-          <w:p>
-            <w:pPr>
-              <w:jc w:val="center"/>
-              <w:rPr>
-                <w:b/>
-                <w:bCs/>
-              </w:rPr>
-            </w:pPr>
-            <w:r>
-              <w:rPr>
-                <w:b/>
-                <w:bCs/>
-              </w:rPr>
-              <w:t>DESCRIPTION</w:t>
-            </w:r>
-          </w:p>
-        </w:tc>
-        <w:tc>
-          <w:tcPr>
-            <w:tcW w:w="2373" w:type="dxa"/>
-          </w:tcPr>
-          <w:p>
-            <w:pPr>
-              <w:jc w:val="center"/>
-              <w:rPr>
-                <w:b/>
-                <w:bCs/>
-              </w:rPr>
-            </w:pPr>
-            <w:r>
-              <w:rPr>
-                <w:b/>
-                <w:bCs/>
-              </w:rPr>
-              <w:t>BRAND</w:t>
-            </w:r>
-          </w:p>
-        </w:tc>
-        <w:tc>
-          <w:tcPr>
-            <w:tcW w:w="2202" w:type="dxa"/>
-          </w:tcPr>
-          <w:p>
-            <w:pPr>
-              <w:jc w:val="center"/>
-              <w:rPr>
-                <w:b/>
-                <w:bCs/>
-              </w:rPr>
-            </w:pPr>
-            <w:r>
-              <w:rPr>
-                <w:b/>
-                <w:bCs/>
-              </w:rPr>
-              <w:t>SERIAL NUMBER</w:t>
-            </w:r>
-          </w:p>
-        </w:tc>
-        <w:tc>
-          <w:tcPr>
-            <w:tcW w:w="2670" w:type="dxa"/>
-          </w:tcPr>
-          <w:p>
-            <w:pPr>
-              <w:jc w:val="center"/>
-              <w:rPr>
-                <w:b/>
-                <w:bCs/>
-              </w:rPr>
-            </w:pPr>
-            <w:r>
-              <w:rPr>
-                <w:b/>
-                <w:bCs/>
-              </w:rPr>
-              <w:t>CONDITION</w:t>
-            </w:r>
-          </w:p>
-        </w:tc>
-      </w:tr>
-      <w:tr>
-        <w:trPr>
-          <w:trHeight w:val="270"/>
-        </w:trPr>
-        <w:tc>
-          <w:tcPr>
-            <w:tcW w:w="1701" w:type="dxa"/>
-          </w:tcPr>
-          <w:p>
-            <w:pPr>
-              <w:jc w:val="center"/>
-              <w:rPr>
-                <w:sz w:val="18"/>
-                <w:szCs w:val="18"/>
-              </w:rPr>
-            </w:pPr>
-            <w:r>
-              <w:rPr>
-                <w:sz w:val="16"/>
-                <w:szCs w:val="16"/>
-              </w:rPr>
-              <w:t>{#devices}</w:t>
-            </w:r>
-            <w:r>
-              <w:rPr>
-                <w:sz w:val="16"/>
-                <w:szCs w:val="16"/>
-              </w:rPr>
-              <w:t>{</w:t>
-            </w:r>
-            <w:r>
-              <w:rPr>
-                <w:sz w:val="16"/>
-                <w:szCs w:val="16"/>
-              </w:rPr>
-              <w:t>TransferDate</w:t>
-            </w:r>
-            <w:r>
-              <w:rPr>
-                <w:sz w:val="16"/>
-                <w:szCs w:val="16"/>
-              </w:rPr>
-              <w:t>}</w:t>
-            </w:r>
-          </w:p>
-        </w:tc>
-        <w:tc>
-          <w:tcPr>
-            <w:tcW w:w="2394" w:type="dxa"/>
-            <w:vAlign w:val="center"/>
-          </w:tcPr>
-          <w:p>
-            <w:pPr>
-              <w:jc w:val="center"/>
-            </w:pPr>
-            <w:r>
-              <w:t>{</w:t>
-            </w:r>
-            <w:r>
-              <w:t>device</w:t>
-            </w:r>
-            <w:r>
-              <w:t>Type</w:t>
-            </w:r>
-            <w:r>
-              <w:t>}</w:t>
-            </w:r>
-          </w:p>
-        </w:tc>
-        <w:tc>
-          <w:tcPr>
-            <w:tcW w:w="2373" w:type="dxa"/>
-            <w:vAlign w:val="center"/>
-          </w:tcPr>
-          <w:p>
-            <w:pPr>
-              <w:jc w:val="center"/>
-            </w:pPr>
-            <w:r>
-              <w:t>{</w:t>
-            </w:r>
-            <w:r>
-              <w:t>brand</w:t>
-            </w:r>
-            <w:r>
-              <w:t>}</w:t>
-            </w:r>
-          </w:p>
-        </w:tc>
-        <w:tc>
-          <w:tcPr>
-            <w:tcW w:w="2202" w:type="dxa"/>
-            <w:vAlign w:val="center"/>
-          </w:tcPr>
-          <w:p>
-            <w:pPr>
-              <w:jc w:val="center"/>
-            </w:pPr>
-            <w:r>
-              <w:rPr>
-                <w:rFonts w:ascii="Aptos Narrow" w:hAnsi="Aptos Narrow"/>
-                <w:color w:val="000000"/>
-              </w:rPr>
-              <w:t>{</w:t>
-            </w:r>
-            <w:r>
-              <w:rPr>
-                <w:rFonts w:ascii="Aptos Narrow" w:hAnsi="Aptos Narrow"/>
-                <w:color w:val="000000"/>
-              </w:rPr>
-              <w:t>deviceTag</w:t>
-            </w:r>
-            <w:r>
-              <w:rPr>
-                <w:rFonts w:ascii="Aptos Narrow" w:hAnsi="Aptos Narrow"/>
-                <w:color w:val="000000"/>
-              </w:rPr>
-              <w:t>}</w:t>
-            </w:r>
-          </w:p>
-        </w:tc>
-        <w:tc>
-          <w:tcPr>
-            <w:tcW w:w="2670" w:type="dxa"/>
-            <w:vAlign w:val="center"/>
-          </w:tcPr>
-          <w:p>
-            <w:pPr>
-              <w:jc w:val="center"/>
-              <w:rPr>
-                <w:sz w:val="18"/>
-                <w:szCs w:val="18"/>
-              </w:rPr>
-            </w:pPr>
-            <w:r>
-              <w:t>{</w:t>
-            </w:r>
-            <w:r>
-              <w:t>condition</w:t>
-            </w:r>
-            <w:r>
-              <w:t>}{</w:t>
-            </w:r>
-            <w:r>
-              <w:t>/devices</w:t>
-            </w:r>
-            <w:r>
-              <w:t>}</w:t>
-            </w:r>
-          </w:p>
-        </w:tc>
-      </w:tr>
-      <w:tr>
-        <w:trPr>
-          <w:trHeight w:val="270"/>
-        </w:trPr>
-        <w:tc>
-          <w:tcPr>
-            <w:tcW w:w="1701" w:type="dxa"/>
-          </w:tcPr>
-          <w:p>
-            <w:pPr>
-              <w:jc w:val="center"/>
-            </w:pPr>
-          </w:p>
-        </w:tc>
-        <w:tc>
-          <w:tcPr>
-            <w:tcW w:w="2394" w:type="dxa"/>
-          </w:tcPr>
-          <w:p>
-            <w:pPr>
-              <w:jc w:val="center"/>
-            </w:pPr>
-          </w:p>
-        </w:tc>
-        <w:tc>
-          <w:tcPr>
-            <w:tcW w:w="2373" w:type="dxa"/>
-          </w:tcPr>
-          <w:p>
-            <w:pPr>
-              <w:jc w:val="center"/>
-            </w:pPr>
-          </w:p>
-        </w:tc>
-        <w:tc>
-          <w:tcPr>
-            <w:tcW w:w="2202" w:type="dxa"/>
-          </w:tcPr>
-          <w:p>
-            <w:pPr>
-              <w:jc w:val="center"/>
-            </w:pPr>
-          </w:p>
-        </w:tc>
-        <w:tc>
-          <w:tcPr>
-            <w:tcW w:w="2670" w:type="dxa"/>
-          </w:tcPr>
-          <w:p>
-            <w:pPr>
-              <w:jc w:val="center"/>
-              <w:rPr>
-                <w:sz w:val="18"/>
-                <w:szCs w:val="18"/>
-              </w:rPr>
-            </w:pPr>
-          </w:p>
-        </w:tc>
-      </w:tr>
-      <w:tr>
-        <w:trPr>
-          <w:trHeight w:val="270"/>
-        </w:trPr>
-        <w:tc>
-          <w:tcPr>
-            <w:tcW w:w="1701" w:type="dxa"/>
-          </w:tcPr>
-          <w:p>
-            <w:pPr>
-              <w:jc w:val="center"/>
-            </w:pPr>
-          </w:p>
-        </w:tc>
-        <w:tc>
-          <w:tcPr>
-            <w:tcW w:w="2394" w:type="dxa"/>
-          </w:tcPr>
-          <w:p>
-            <w:pPr>
-              <w:jc w:val="center"/>
-            </w:pPr>
-          </w:p>
-        </w:tc>
-        <w:tc>
-          <w:tcPr>
-            <w:tcW w:w="2373" w:type="dxa"/>
-          </w:tcPr>
-          <w:p>
-            <w:pPr>
-              <w:jc w:val="center"/>
-            </w:pPr>
-          </w:p>
-        </w:tc>
-        <w:tc>
-          <w:tcPr>
-            <w:tcW w:w="2202" w:type="dxa"/>
-          </w:tcPr>
-          <w:p>
-            <w:pPr>
-              <w:jc w:val="center"/>
-            </w:pPr>
-          </w:p>
-        </w:tc>
-        <w:tc>
-          <w:tcPr>
-            <w:tcW w:w="2670" w:type="dxa"/>
-          </w:tcPr>
-          <w:p>
-            <w:pPr>
-              <w:jc w:val="center"/>
-              <w:rPr>
-                <w:sz w:val="18"/>
-                <w:szCs w:val="18"/>
-              </w:rPr>
-            </w:pPr>
-          </w:p>
-        </w:tc>
-      </w:tr>
-      <w:tr>
-        <w:trPr>
-          <w:trHeight w:val="270"/>
-        </w:trPr>
-        <w:tc>
-          <w:tcPr>
-            <w:tcW w:w="1701" w:type="dxa"/>
-          </w:tcPr>
-          <w:p>
-            <w:pPr>
-              <w:jc w:val="center"/>
-            </w:pPr>
-          </w:p>
-        </w:tc>
-        <w:tc>
-          <w:tcPr>
-            <w:tcW w:w="2394" w:type="dxa"/>
-          </w:tcPr>
-          <w:p>
-            <w:pPr>
-              <w:jc w:val="center"/>
-            </w:pPr>
-          </w:p>
-        </w:tc>
-        <w:tc>
-          <w:tcPr>
-            <w:tcW w:w="2373" w:type="dxa"/>
-          </w:tcPr>
-          <w:p>
-            <w:pPr>
-              <w:jc w:val="center"/>
-            </w:pPr>
-          </w:p>
-        </w:tc>
-        <w:tc>
-          <w:tcPr>
-            <w:tcW w:w="2202" w:type="dxa"/>
-          </w:tcPr>
-          <w:p>
-            <w:pPr>
-              <w:jc w:val="center"/>
-            </w:pPr>
-          </w:p>
-        </w:tc>
-        <w:tc>
-          <w:tcPr>
-            <w:tcW w:w="2670" w:type="dxa"/>
-          </w:tcPr>
-          <w:p>
-            <w:pPr>
-              <w:jc w:val="center"/>
-              <w:rPr>
-                <w:sz w:val="18"/>
-                <w:szCs w:val="18"/>
-              </w:rPr>
-            </w:pPr>
-          </w:p>
-        </w:tc>
-      </w:tr>
-      <w:tr>
-        <w:trPr>
-          <w:trHeight w:val="270"/>
-        </w:trPr>
-        <w:tc>
-          <w:tcPr>
-            <w:tcW w:w="1701" w:type="dxa"/>
-          </w:tcPr>
-          <w:p>
-            <w:pPr>
-              <w:jc w:val="center"/>
-            </w:pPr>
-          </w:p>
-        </w:tc>
-        <w:tc>
-          <w:tcPr>
-            <w:tcW w:w="2394" w:type="dxa"/>
-          </w:tcPr>
-          <w:p>
-            <w:pPr>
-              <w:jc w:val="center"/>
-            </w:pPr>
-          </w:p>
-        </w:tc>
-        <w:tc>
-          <w:tcPr>
-            <w:tcW w:w="2373" w:type="dxa"/>
-          </w:tcPr>
-          <w:p>
-            <w:pPr>
-              <w:jc w:val="center"/>
-            </w:pPr>
-          </w:p>
-        </w:tc>
-        <w:tc>
-          <w:tcPr>
-            <w:tcW w:w="2202" w:type="dxa"/>
-          </w:tcPr>
-          <w:p>
-            <w:pPr>
-              <w:jc w:val="center"/>
-            </w:pPr>
-          </w:p>
-        </w:tc>
-        <w:tc>
-          <w:tcPr>
-            <w:tcW w:w="2670" w:type="dxa"/>
-          </w:tcPr>
-          <w:p>
-            <w:pPr>
-              <w:jc w:val="center"/>
-              <w:rPr>
-                <w:sz w:val="18"/>
-                <w:szCs w:val="18"/>
-              </w:rPr>
-            </w:pPr>
-          </w:p>
-        </w:tc>
-      </w:tr>
-      <w:tr>
-        <w:trPr>
-          <w:trHeight w:val="270"/>
-        </w:trPr>
-        <w:tc>
-          <w:tcPr>
-            <w:tcW w:w="1701" w:type="dxa"/>
-          </w:tcPr>
-          <w:p>
-            <w:pPr>
-              <w:jc w:val="center"/>
-            </w:pPr>
-          </w:p>
-        </w:tc>
-        <w:tc>
-          <w:tcPr>
-            <w:tcW w:w="2394" w:type="dxa"/>
-          </w:tcPr>
-          <w:p>
-            <w:pPr>
-              <w:jc w:val="center"/>
-            </w:pPr>
-          </w:p>
-        </w:tc>
-        <w:tc>
-          <w:tcPr>
-            <w:tcW w:w="2373" w:type="dxa"/>
-          </w:tcPr>
-          <w:p>
-            <w:pPr>
-              <w:jc w:val="center"/>
-            </w:pPr>
-          </w:p>
-        </w:tc>
-        <w:tc>
-          <w:tcPr>
-            <w:tcW w:w="2202" w:type="dxa"/>
-          </w:tcPr>
-          <w:p>
-            <w:pPr>
-              <w:jc w:val="center"/>
-            </w:pPr>
-          </w:p>
-        </w:tc>
-        <w:tc>
-          <w:tcPr>
-            <w:tcW w:w="2670" w:type="dxa"/>
-          </w:tcPr>
-          <w:p>
-            <w:pPr>
-              <w:jc w:val="center"/>
-              <w:rPr>
-                <w:sz w:val="18"/>
-                <w:szCs w:val="18"/>
-              </w:rPr>
-            </w:pPr>
-          </w:p>
-        </w:tc>
-      </w:tr>
-      <w:tr>
-        <w:trPr>
-          <w:trHeight w:val="270"/>
-        </w:trPr>
-        <w:tc>
-          <w:tcPr>
-            <w:tcW w:w="1701" w:type="dxa"/>
-          </w:tcPr>
-          <w:p>
-            <w:pPr>
-              <w:jc w:val="center"/>
-            </w:pPr>
-          </w:p>
-        </w:tc>
-        <w:tc>
-          <w:tcPr>
-            <w:tcW w:w="2394" w:type="dxa"/>
-          </w:tcPr>
-          <w:p>
-            <w:pPr>
-              <w:jc w:val="center"/>
-            </w:pPr>
-          </w:p>
-        </w:tc>
-        <w:tc>
-          <w:tcPr>
-            <w:tcW w:w="2373" w:type="dxa"/>
-          </w:tcPr>
-          <w:p>
-            <w:pPr>
-              <w:jc w:val="center"/>
-            </w:pPr>
-          </w:p>
-        </w:tc>
-        <w:tc>
-          <w:tcPr>
-            <w:tcW w:w="2202" w:type="dxa"/>
-          </w:tcPr>
-          <w:p>
-            <w:pPr>
-              <w:jc w:val="center"/>
-            </w:pPr>
-          </w:p>
-        </w:tc>
-        <w:tc>
-          <w:tcPr>
-            <w:tcW w:w="2670" w:type="dxa"/>
-          </w:tcPr>
-          <w:p>
-            <w:pPr>
-              <w:jc w:val="center"/>
-              <w:rPr>
-                <w:sz w:val="18"/>
-                <w:szCs w:val="18"/>
-              </w:rPr>
-            </w:pPr>
-          </w:p>
-        </w:tc>
-      </w:tr>
-    </w:tbl>
-    <w:p/>
+    <w:p>
+      <w:pPr>
+        <w:rPr>
+          <w:rFonts w:ascii="Glacial Indifference" w:hAnsi="Glacial Indifference"/>
+        </w:rPr>
+      </w:pPr>
+    </w:p>
+    <w:p>
+      <w:pPr>
+        <w:rPr>
+          <w:rFonts w:ascii="Glacial Indifference" w:hAnsi="Glacial Indifference"/>
+        </w:rPr>
+      </w:pPr>
+    </w:p>
+    <w:p>
+      <w:pPr>
+        <w:rPr>
+          <w:rFonts w:ascii="Glacial Indifference" w:hAnsi="Glacial Indifference"/>
+        </w:rPr>
+      </w:pPr>
+    </w:p>
+    <w:p>
+      <w:pPr>
+        <w:rPr>
+          <w:rFonts w:ascii="Glacial Indifference" w:hAnsi="Glacial Indifference"/>
+          <w:b/>
+          <w:bCs/>
+          <w:u w:val="single"/>
+        </w:rPr>
+      </w:pPr>
+    </w:p>
+    <w:p>
+      <w:pPr>
+        <w:rPr>
+          <w:rFonts w:ascii="Glacial Indifference" w:hAnsi="Glacial Indifference"/>
+        </w:rPr>
+      </w:pPr>
+    </w:p>
+    <w:p>
+      <w:pPr>
+        <w:rPr>
+          <w:rFonts w:ascii="Glacial Indifference" w:hAnsi="Glacial Indifference"/>
+        </w:rPr>
+      </w:pPr>
+    </w:p>
+    <w:p>
+      <w:pPr>
+        <w:rPr>
+          <w:rFonts w:ascii="Glacial Indifference" w:hAnsi="Glacial Indifference"/>
+        </w:rPr>
+      </w:pPr>
+    </w:p>
     <w:sectPr>
       <w:headerReference w:type="default" r:id="rId8"/>
       <w:footerReference w:type="default" r:id="rId9"/>
-      <w:pgSz w:w="12240" w:h="15840"/>
-      <w:pgMar w:top="720" w:right="340" w:bottom="170" w:left="340" w:header="720" w:footer="1134" w:gutter="0"/>
+      <w:pgSz w:w="12240" w:h="15840" w:code="1"/>
+      <w:pgMar w:top="1440" w:right="720" w:bottom="1440" w:left="2160" w:header="576" w:footer="432" w:gutter="0"/>
       <w:cols w:space="720"/>
       <w:docGrid w:linePitch="360"/>
     </w:sectPr>
@@ -1154,107 +1333,274 @@
 <file path=word/footer1.xml><?xml version="1.0" encoding="utf-8"?>
 <w:ftr xmlns:wpc="http://schemas.microsoft.com/office/word/2010/wordprocessingCanvas" xmlns:cx="http://schemas.microsoft.com/office/drawing/2014/chartex" xmlns:cx1="http://schemas.microsoft.com/office/drawing/2015/9/8/chartex" xmlns:cx2="http://schemas.microsoft.com/office/drawing/2015/10/21/chartex" xmlns:cx3="http://schemas.microsoft.com/office/drawing/2016/5/9/chartex" xmlns:cx4="http://schemas.microsoft.com/office/drawing/2016/5/10/chartex" xmlns:cx5="http://schemas.microsoft.com/office/drawing/2016/5/11/chartex" xmlns:cx6="http://schemas.microsoft.com/office/drawing/2016/5/12/chartex" xmlns:cx7="http://schemas.microsoft.com/office/drawing/2016/5/13/chartex" xmlns:cx8="http://schemas.microsoft.com/office/drawing/2016/5/14/chartex" xmlns:mc="http://schemas.openxmlformats.org/markup-compatibility/2006" xmlns:aink="http://schemas.microsoft.com/office/drawing/2016/ink" xmlns:am3d="http://schemas.microsoft.com/office/drawing/2017/model3d" xmlns:o="urn:schemas-microsoft-com:office:office" xmlns:oel="http://schemas.microsoft.com/office/2019/extlst" xmlns:r="http://schemas.openxmlformats.org/officeDocument/2006/relationships" xmlns:m="http://schemas.openxmlformats.org/officeDocument/2006/math" xmlns:v="urn:schemas-microsoft-com:vml" xmlns:wp14="http://schemas.microsoft.com/office/word/2010/wordprocessingDrawing" xmlns:wp="http://schemas.openxmlformats.org/drawingml/2006/wordprocessingDrawing" xmlns:w10="urn:schemas-microsoft-com:office:word" xmlns:w="http://schemas.openxmlformats.org/wordprocessingml/2006/main" xmlns:w14="http://schemas.microsoft.com/office/word/2010/wordml" xmlns:w15="http://schemas.microsoft.com/office/word/2012/wordml" xmlns:w16cex="http://schemas.microsoft.com/office/word/2018/wordml/cex" xmlns:w16cid="http://schemas.microsoft.com/office/word/2016/wordml/cid" xmlns:w16="http://schemas.microsoft.com/office/word/2018/wordml" xmlns:w16du="http://schemas.microsoft.com/office/word/2023/wordml/word16du" xmlns:w16sdtdh="http://schemas.microsoft.com/office/word/2020/wordml/sdtdatahash" xmlns:w16sdtfl="http://schemas.microsoft.com/office/word/2024/wordml/sdtformatlock" xmlns:w16se="http://schemas.microsoft.com/office/word/2015/wordml/symex" xmlns:wpg="http://schemas.microsoft.com/office/word/2010/wordprocessingGroup" xmlns:wpi="http://schemas.microsoft.com/office/word/2010/wordprocessingInk" xmlns:wne="http://schemas.microsoft.com/office/word/2006/wordml" xmlns:wps="http://schemas.microsoft.com/office/word/2010/wordprocessingShape" mc:Ignorable="w14 w15 w16se w16cid w16 w16cex w16sdtdh w16sdtfl w16du wp14">
   <w:p>
+    <w:pPr>
+      <w:rPr>
+        <w:rFonts w:ascii="Glacial Indifference" w:hAnsi="Glacial Indifference"/>
+        <w:sz w:val="18"/>
+        <w:szCs w:val="18"/>
+      </w:rPr>
+    </w:pPr>
     <w:r>
+      <w:rPr>
+        <w:rFonts w:ascii="Glacial Indifference" w:hAnsi="Glacial Indifference"/>
+        <w:sz w:val="18"/>
+        <w:szCs w:val="18"/>
+      </w:rPr>
       <w:t>I</w:t>
     </w:r>
+    <w:proofErr w:type="gramStart"/>
     <w:r>
+      <w:rPr>
+        <w:rFonts w:ascii="Glacial Indifference" w:hAnsi="Glacial Indifference"/>
+        <w:sz w:val="18"/>
+        <w:szCs w:val="18"/>
+      </w:rPr>
       <w:t xml:space="preserve">  </w:t>
     </w:r>
     <w:r>
       <w:rPr>
+        <w:rFonts w:ascii="Glacial Indifference" w:hAnsi="Glacial Indifference"/>
+        <w:sz w:val="18"/>
+        <w:szCs w:val="18"/>
         <w:u w:val="single"/>
       </w:rPr>
-      <w:t xml:space="preserve"> </w:t>
+      <w:t xml:space="preserve"> {</w:t>
     </w:r>
+    <w:proofErr w:type="spellStart"/>
+    <w:proofErr w:type="gramEnd"/>
     <w:r>
       <w:rPr>
+        <w:rFonts w:ascii="Glacial Indifference" w:hAnsi="Glacial Indifference"/>
+        <w:sz w:val="18"/>
+        <w:szCs w:val="18"/>
         <w:u w:val="single"/>
       </w:rPr>
-      <w:t>{</w:t>
+      <w:t>transferor_</w:t>
     </w:r>
+    <w:proofErr w:type="gramStart"/>
     <w:r>
       <w:rPr>
+        <w:rFonts w:ascii="Glacial Indifference" w:hAnsi="Glacial Indifference"/>
+        <w:sz w:val="18"/>
+        <w:szCs w:val="18"/>
         <w:u w:val="single"/>
       </w:rPr>
-      <w:t>transferor_name</w:t>
+      <w:t>name</w:t>
     </w:r>
+    <w:proofErr w:type="spellEnd"/>
     <w:r>
       <w:rPr>
+        <w:rFonts w:ascii="Glacial Indifference" w:hAnsi="Glacial Indifference"/>
+        <w:sz w:val="18"/>
+        <w:szCs w:val="18"/>
         <w:u w:val="single"/>
       </w:rPr>
       <w:t xml:space="preserve">} </w:t>
     </w:r>
     <w:r>
+      <w:rPr>
+        <w:rFonts w:ascii="Glacial Indifference" w:hAnsi="Glacial Indifference"/>
+        <w:sz w:val="18"/>
+        <w:szCs w:val="18"/>
+      </w:rPr>
       <w:t xml:space="preserve">  </w:t>
     </w:r>
+    <w:proofErr w:type="gramEnd"/>
     <w:r>
-      <w:t xml:space="preserve">I, </w:t>
-    </w:r>
-    <w:r>
-      <w:t>the transferor, hereby surrender all responsibility associated with the assets mentioned above and free myself from any further responsibilities. I confirm that the assets are in satisfactory condition at the time of transfer.</w:t>
+      <w:rPr>
+        <w:rFonts w:ascii="Glacial Indifference" w:hAnsi="Glacial Indifference"/>
+        <w:sz w:val="18"/>
+        <w:szCs w:val="18"/>
+      </w:rPr>
+      <w:t>I, the transferor, hereby surrender all responsibility associated with the assets mentioned above and free myself from any further responsibilities. I confirm that the assets are in satisfactory condition at the time of transfer.</w:t>
     </w:r>
   </w:p>
   <w:p>
+    <w:pPr>
+      <w:rPr>
+        <w:rFonts w:ascii="Glacial Indifference" w:hAnsi="Glacial Indifference"/>
+        <w:sz w:val="18"/>
+        <w:szCs w:val="18"/>
+      </w:rPr>
+    </w:pPr>
     <w:r>
+      <w:rPr>
+        <w:noProof/>
+        <w:sz w:val="18"/>
+        <w:szCs w:val="18"/>
+      </w:rPr>
+      <w:drawing>
+        <wp:anchor distT="0" distB="0" distL="114300" distR="114300" simplePos="0" relativeHeight="251676672" behindDoc="1" locked="0" layoutInCell="1" allowOverlap="1" wp14:anchorId="084F8BF7" wp14:editId="01D3EE9B">
+          <wp:simplePos x="0" y="0"/>
+          <wp:positionH relativeFrom="page">
+            <wp:posOffset>3760884</wp:posOffset>
+          </wp:positionH>
+          <wp:positionV relativeFrom="page">
+            <wp:posOffset>7450262</wp:posOffset>
+          </wp:positionV>
+          <wp:extent cx="4203122" cy="2807335"/>
+          <wp:effectExtent l="0" t="0" r="6985" b="0"/>
+          <wp:wrapNone/>
+          <wp:docPr id="102207387" name="Picture 5"/>
+          <wp:cNvGraphicFramePr>
+            <a:graphicFrameLocks xmlns:a="http://schemas.openxmlformats.org/drawingml/2006/main" noChangeAspect="1"/>
+          </wp:cNvGraphicFramePr>
+          <a:graphic xmlns:a="http://schemas.openxmlformats.org/drawingml/2006/main">
+            <a:graphicData uri="http://schemas.openxmlformats.org/drawingml/2006/picture">
+              <pic:pic xmlns:pic="http://schemas.openxmlformats.org/drawingml/2006/picture">
+                <pic:nvPicPr>
+                  <pic:cNvPr id="801498607" name="Picture 801498607"/>
+                  <pic:cNvPicPr/>
+                </pic:nvPicPr>
+                <pic:blipFill rotWithShape="1">
+                  <a:blip r:embed="rId1">
+                    <a:extLst>
+                      <a:ext uri="{28A0092B-C50C-407E-A947-70E740481C1C}">
+                        <a14:useLocalDpi xmlns:a14="http://schemas.microsoft.com/office/drawing/2010/main" val="0"/>
+                      </a:ext>
+                    </a:extLst>
+                  </a:blip>
+                  <a:srcRect l="40731" t="72187" r="377"/>
+                  <a:stretch>
+                    <a:fillRect/>
+                  </a:stretch>
+                </pic:blipFill>
+                <pic:spPr bwMode="auto">
+                  <a:xfrm>
+                    <a:off x="0" y="0"/>
+                    <a:ext cx="4203122" cy="2807335"/>
+                  </a:xfrm>
+                  <a:prstGeom prst="rect">
+                    <a:avLst/>
+                  </a:prstGeom>
+                  <a:ln>
+                    <a:noFill/>
+                  </a:ln>
+                  <a:extLst>
+                    <a:ext uri="{53640926-AAD7-44D8-BBD7-CCE9431645EC}">
+                      <a14:shadowObscured xmlns:a14="http://schemas.microsoft.com/office/drawing/2010/main"/>
+                    </a:ext>
+                  </a:extLst>
+                </pic:spPr>
+              </pic:pic>
+            </a:graphicData>
+          </a:graphic>
+          <wp14:sizeRelH relativeFrom="margin">
+            <wp14:pctWidth>0</wp14:pctWidth>
+          </wp14:sizeRelH>
+          <wp14:sizeRelV relativeFrom="margin">
+            <wp14:pctHeight>0</wp14:pctHeight>
+          </wp14:sizeRelV>
+        </wp:anchor>
+      </w:drawing>
+    </w:r>
+    <w:proofErr w:type="gramStart"/>
+    <w:r>
+      <w:rPr>
+        <w:rFonts w:ascii="Glacial Indifference" w:hAnsi="Glacial Indifference"/>
+        <w:sz w:val="18"/>
+        <w:szCs w:val="18"/>
+      </w:rPr>
       <w:t xml:space="preserve">I </w:t>
     </w:r>
     <w:r>
       <w:rPr>
+        <w:rFonts w:ascii="Glacial Indifference" w:hAnsi="Glacial Indifference"/>
+        <w:sz w:val="18"/>
+        <w:szCs w:val="18"/>
         <w:u w:val="single"/>
+      </w:rPr>
+      <w:t xml:space="preserve"> _</w:t>
+    </w:r>
+    <w:proofErr w:type="gramEnd"/>
+    <w:r>
+      <w:rPr>
+        <w:rFonts w:ascii="Glacial Indifference" w:hAnsi="Glacial Indifference"/>
+        <w:sz w:val="18"/>
+        <w:szCs w:val="18"/>
+        <w:u w:val="single"/>
+      </w:rPr>
+      <w:t>{</w:t>
+    </w:r>
+    <w:proofErr w:type="spellStart"/>
+    <w:r>
+      <w:rPr>
+        <w:rFonts w:ascii="Glacial Indifference" w:hAnsi="Glacial Indifference"/>
+        <w:sz w:val="18"/>
+        <w:szCs w:val="18"/>
+        <w:u w:val="single"/>
+      </w:rPr>
+      <w:t>transferee_</w:t>
+    </w:r>
+    <w:proofErr w:type="gramStart"/>
+    <w:r>
+      <w:rPr>
+        <w:rFonts w:ascii="Glacial Indifference" w:hAnsi="Glacial Indifference"/>
+        <w:sz w:val="18"/>
+        <w:szCs w:val="18"/>
+        <w:u w:val="single"/>
+      </w:rPr>
+      <w:t>name</w:t>
+    </w:r>
+    <w:proofErr w:type="spellEnd"/>
+    <w:r>
+      <w:rPr>
+        <w:rFonts w:ascii="Glacial Indifference" w:hAnsi="Glacial Indifference"/>
+        <w:sz w:val="18"/>
+        <w:szCs w:val="18"/>
+        <w:u w:val="single"/>
+      </w:rPr>
+      <w:t xml:space="preserve">}  </w:t>
+    </w:r>
+    <w:r>
+      <w:rPr>
+        <w:rFonts w:ascii="Glacial Indifference" w:hAnsi="Glacial Indifference"/>
+        <w:sz w:val="18"/>
+        <w:szCs w:val="18"/>
       </w:rPr>
       <w:t xml:space="preserve"> </w:t>
     </w:r>
+    <w:proofErr w:type="gramEnd"/>
     <w:r>
       <w:rPr>
-        <w:u w:val="single"/>
-      </w:rPr>
-      <w:t>_{</w:t>
-    </w:r>
-    <w:r>
-      <w:rPr>
-        <w:u w:val="single"/>
-      </w:rPr>
-      <w:t>transferee_name</w:t>
-    </w:r>
-    <w:r>
-      <w:rPr>
-        <w:u w:val="single"/>
-      </w:rPr>
-      <w:t>}</w:t>
-    </w:r>
-    <w:r>
-      <w:rPr>
-        <w:u w:val="single"/>
-      </w:rPr>
-      <w:t xml:space="preserve"> </w:t>
-    </w:r>
-    <w:r>
-      <w:rPr>
-        <w:u w:val="single"/>
-      </w:rPr>
-      <w:t xml:space="preserve"> </w:t>
-    </w:r>
-    <w:r>
-      <w:t xml:space="preserve">  </w:t>
-    </w:r>
-    <w:r>
-      <w:t xml:space="preserve">I, </w:t>
-    </w:r>
-    <w:r>
-      <w:t>the transferee, accepts full responsibility for the assets being transferred to me and agree to assume all associated obligations upon signing this form. I commit to exercising due diligence in the care of these assets.</w:t>
+        <w:rFonts w:ascii="Glacial Indifference" w:hAnsi="Glacial Indifference"/>
+        <w:sz w:val="18"/>
+        <w:szCs w:val="18"/>
+      </w:rPr>
+      <w:t xml:space="preserve"> I, the transferee, accepts full responsibility for the assets being transferred to me and agree to assume all associated obligations upon signing this form. I commit to exercising due diligence in the care of these assets.</w:t>
     </w:r>
   </w:p>
   <w:p>
+    <w:pPr>
+      <w:rPr>
+        <w:rFonts w:ascii="Glacial Indifference" w:hAnsi="Glacial Indifference"/>
+        <w:sz w:val="18"/>
+        <w:szCs w:val="18"/>
+      </w:rPr>
+    </w:pPr>
     <w:r>
+      <w:rPr>
+        <w:rFonts w:ascii="Glacial Indifference" w:hAnsi="Glacial Indifference"/>
+        <w:sz w:val="18"/>
+        <w:szCs w:val="18"/>
+      </w:rPr>
       <w:t>I __</w:t>
     </w:r>
     <w:r>
       <w:rPr>
+        <w:rFonts w:ascii="Glacial Indifference" w:hAnsi="Glacial Indifference"/>
+        <w:sz w:val="18"/>
+        <w:szCs w:val="18"/>
         <w:u w:val="single"/>
       </w:rPr>
       <w:t>JOHN ALBERT LAGO</w:t>
     </w:r>
     <w:r>
+      <w:rPr>
+        <w:rFonts w:ascii="Glacial Indifference" w:hAnsi="Glacial Indifference"/>
+        <w:sz w:val="18"/>
+        <w:szCs w:val="18"/>
+      </w:rPr>
       <w:t>____ the asset custodian, witnessed and facilitated the transfer between two parties.</w:t>
     </w:r>
   </w:p>
@@ -1281,12 +1627,14 @@
           <w:pPr>
             <w:jc w:val="both"/>
             <w:rPr>
+              <w:rFonts w:ascii="Glacial Indifference" w:hAnsi="Glacial Indifference"/>
               <w:b/>
               <w:bCs/>
             </w:rPr>
           </w:pPr>
           <w:r>
             <w:rPr>
+              <w:rFonts w:ascii="Glacial Indifference" w:hAnsi="Glacial Indifference"/>
               <w:b/>
               <w:bCs/>
             </w:rPr>
@@ -1307,12 +1655,14 @@
           <w:pPr>
             <w:jc w:val="both"/>
             <w:rPr>
+              <w:rFonts w:ascii="Glacial Indifference" w:hAnsi="Glacial Indifference"/>
               <w:b/>
               <w:bCs/>
             </w:rPr>
           </w:pPr>
           <w:r>
             <w:rPr>
+              <w:rFonts w:ascii="Glacial Indifference" w:hAnsi="Glacial Indifference"/>
               <w:b/>
               <w:bCs/>
             </w:rPr>
@@ -1333,6 +1683,7 @@
           <w:pPr>
             <w:jc w:val="both"/>
             <w:rPr>
+              <w:rFonts w:ascii="Glacial Indifference" w:hAnsi="Glacial Indifference"/>
               <w:b/>
               <w:bCs/>
             </w:rPr>
@@ -1342,7 +1693,68 @@
               <w:noProof/>
             </w:rPr>
             <w:drawing>
-              <wp:anchor distT="0" distB="0" distL="114300" distR="114300" simplePos="0" relativeHeight="251660288" behindDoc="1" locked="0" layoutInCell="1" allowOverlap="1" wp14:anchorId="6E792C57" wp14:editId="76E0583D">
+              <wp:anchor distT="0" distB="0" distL="114300" distR="114300" simplePos="0" relativeHeight="251675648" behindDoc="1" locked="0" layoutInCell="1" allowOverlap="1" wp14:anchorId="23350FFC" wp14:editId="2E5F7DE5">
+                <wp:simplePos x="0" y="0"/>
+                <wp:positionH relativeFrom="column">
+                  <wp:posOffset>1162491</wp:posOffset>
+                </wp:positionH>
+                <wp:positionV relativeFrom="paragraph">
+                  <wp:posOffset>-55991</wp:posOffset>
+                </wp:positionV>
+                <wp:extent cx="775300" cy="372923"/>
+                <wp:effectExtent l="0" t="0" r="6350" b="8255"/>
+                <wp:wrapNone/>
+                <wp:docPr id="1747871161" name="Picture 1" descr="A signature of a person&#10;&#10;AI-generated content may be incorrect."/>
+                <wp:cNvGraphicFramePr>
+                  <a:graphicFrameLocks xmlns:a="http://schemas.openxmlformats.org/drawingml/2006/main" noChangeAspect="1"/>
+                </wp:cNvGraphicFramePr>
+                <a:graphic xmlns:a="http://schemas.openxmlformats.org/drawingml/2006/main">
+                  <a:graphicData uri="http://schemas.openxmlformats.org/drawingml/2006/picture">
+                    <pic:pic xmlns:pic="http://schemas.openxmlformats.org/drawingml/2006/picture">
+                      <pic:nvPicPr>
+                        <pic:cNvPr id="1747871161" name="Picture 1" descr="A signature of a person&#10;&#10;AI-generated content may be incorrect."/>
+                        <pic:cNvPicPr/>
+                      </pic:nvPicPr>
+                      <pic:blipFill>
+                        <a:blip r:embed="rId2" cstate="print">
+                          <a:extLst>
+                            <a:ext uri="{28A0092B-C50C-407E-A947-70E740481C1C}">
+                              <a14:useLocalDpi xmlns:a14="http://schemas.microsoft.com/office/drawing/2010/main" val="0"/>
+                            </a:ext>
+                          </a:extLst>
+                        </a:blip>
+                        <a:stretch>
+                          <a:fillRect/>
+                        </a:stretch>
+                      </pic:blipFill>
+                      <pic:spPr>
+                        <a:xfrm>
+                          <a:off x="0" y="0"/>
+                          <a:ext cx="775300" cy="372923"/>
+                        </a:xfrm>
+                        <a:prstGeom prst="rect">
+                          <a:avLst/>
+                        </a:prstGeom>
+                      </pic:spPr>
+                    </pic:pic>
+                  </a:graphicData>
+                </a:graphic>
+                <wp14:sizeRelH relativeFrom="page">
+                  <wp14:pctWidth>0</wp14:pctWidth>
+                </wp14:sizeRelH>
+                <wp14:sizeRelV relativeFrom="page">
+                  <wp14:pctHeight>0</wp14:pctHeight>
+                </wp14:sizeRelV>
+              </wp:anchor>
+            </w:drawing>
+          </w:r>
+          <w:r>
+            <w:rPr>
+              <w:rFonts w:ascii="Glacial Indifference" w:hAnsi="Glacial Indifference"/>
+              <w:noProof/>
+            </w:rPr>
+            <w:drawing>
+              <wp:anchor distT="0" distB="0" distL="114300" distR="114300" simplePos="0" relativeHeight="251668480" behindDoc="1" locked="0" layoutInCell="1" allowOverlap="1" wp14:anchorId="0EA16C09" wp14:editId="61BA581B">
                 <wp:simplePos x="0" y="0"/>
                 <wp:positionH relativeFrom="column">
                   <wp:posOffset>1087170</wp:posOffset>
@@ -1365,7 +1777,7 @@
                         <pic:cNvPicPr/>
                       </pic:nvPicPr>
                       <pic:blipFill>
-                        <a:blip r:embed="rId1" cstate="print">
+                        <a:blip r:embed="rId2" cstate="print">
                           <a:extLst>
                             <a:ext uri="{28A0092B-C50C-407E-A947-70E740481C1C}">
                               <a14:useLocalDpi xmlns:a14="http://schemas.microsoft.com/office/drawing/2010/main" val="0"/>
@@ -1399,6 +1811,7 @@
           </w:r>
           <w:r>
             <w:rPr>
+              <w:rFonts w:ascii="Glacial Indifference" w:hAnsi="Glacial Indifference"/>
               <w:b/>
               <w:bCs/>
             </w:rPr>
@@ -1409,13 +1822,32 @@
     </w:tr>
   </w:tbl>
   <w:p>
+    <w:pPr>
+      <w:rPr>
+        <w:rFonts w:ascii="Glacial Indifference" w:hAnsi="Glacial Indifference"/>
+      </w:rPr>
+    </w:pPr>
     <w:r>
+      <w:rPr>
+        <w:rFonts w:ascii="Glacial Indifference" w:hAnsi="Glacial Indifference"/>
+      </w:rPr>
       <w:br w:type="textWrapping" w:clear="all"/>
     </w:r>
   </w:p>
   <w:p>
     <w:pPr>
       <w:pStyle w:val="Footer"/>
+      <w:rPr>
+        <w:rFonts w:ascii="Glacial Indifference" w:hAnsi="Glacial Indifference"/>
+      </w:rPr>
+    </w:pPr>
+  </w:p>
+  <w:p>
+    <w:pPr>
+      <w:pStyle w:val="Footer"/>
+      <w:rPr>
+        <w:rFonts w:ascii="Glacial Indifference" w:hAnsi="Glacial Indifference"/>
+      </w:rPr>
     </w:pPr>
   </w:p>
 </w:ftr>
@@ -1458,24 +1890,32 @@
   <w:p>
     <w:pPr>
       <w:pStyle w:val="Header"/>
+      <w:tabs>
+        <w:tab w:val="clear" w:pos="4680"/>
+        <w:tab w:val="clear" w:pos="9360"/>
+        <w:tab w:val="left" w:pos="7545"/>
+      </w:tabs>
+      <w:rPr>
+        <w:noProof/>
+      </w:rPr>
     </w:pPr>
     <w:r>
       <w:rPr>
         <w:noProof/>
       </w:rPr>
       <w:drawing>
-        <wp:anchor distT="0" distB="0" distL="114300" distR="114300" simplePos="0" relativeHeight="251658240" behindDoc="1" locked="0" layoutInCell="1" allowOverlap="1" wp14:anchorId="69373FFA" wp14:editId="1CE5AF5C">
+        <wp:anchor distT="0" distB="0" distL="114300" distR="114300" simplePos="0" relativeHeight="251673600" behindDoc="1" locked="0" layoutInCell="1" allowOverlap="1" wp14:anchorId="59DBA295" wp14:editId="2CC9CFCB">
           <wp:simplePos x="0" y="0"/>
           <wp:positionH relativeFrom="page">
-            <wp:posOffset>0</wp:posOffset>
+            <wp:posOffset>5402966</wp:posOffset>
           </wp:positionH>
-          <wp:positionV relativeFrom="paragraph">
-            <wp:posOffset>-444764</wp:posOffset>
+          <wp:positionV relativeFrom="page">
+            <wp:posOffset>-198783</wp:posOffset>
           </wp:positionV>
-          <wp:extent cx="7772400" cy="10034455"/>
-          <wp:effectExtent l="0" t="0" r="0" b="5080"/>
+          <wp:extent cx="2592070" cy="2743200"/>
+          <wp:effectExtent l="0" t="0" r="0" b="0"/>
           <wp:wrapNone/>
-          <wp:docPr id="468697842" name="Picture 3" descr="A white background with black dots&#10;&#10;Description automatically generated"/>
+          <wp:docPr id="1825370355" name="Picture 5"/>
           <wp:cNvGraphicFramePr>
             <a:graphicFrameLocks xmlns:a="http://schemas.openxmlformats.org/drawingml/2006/main" noChangeAspect="1"/>
           </wp:cNvGraphicFramePr>
@@ -1483,7 +1923,7 @@
             <a:graphicData uri="http://schemas.openxmlformats.org/drawingml/2006/picture">
               <pic:pic xmlns:pic="http://schemas.openxmlformats.org/drawingml/2006/picture">
                 <pic:nvPicPr>
-                  <pic:cNvPr id="468697842" name="Picture 3" descr="A white background with black dots&#10;&#10;Description automatically generated"/>
+                  <pic:cNvPr id="801498607" name="Picture 801498607"/>
                   <pic:cNvPicPr/>
                 </pic:nvPicPr>
                 <pic:blipFill rotWithShape="1">
@@ -1494,13 +1934,15 @@
                       </a:ext>
                     </a:extLst>
                   </a:blip>
-                  <a:srcRect t="6225"/>
-                  <a:stretch/>
+                  <a:srcRect l="63671" b="72819"/>
+                  <a:stretch>
+                    <a:fillRect/>
+                  </a:stretch>
                 </pic:blipFill>
                 <pic:spPr bwMode="auto">
                   <a:xfrm>
                     <a:off x="0" y="0"/>
-                    <a:ext cx="7772400" cy="10034455"/>
+                    <a:ext cx="2592070" cy="2743200"/>
                   </a:xfrm>
                   <a:prstGeom prst="rect">
                     <a:avLst/>
@@ -1517,15 +1959,94 @@
               </pic:pic>
             </a:graphicData>
           </a:graphic>
-          <wp14:sizeRelH relativeFrom="page">
+          <wp14:sizeRelH relativeFrom="margin">
             <wp14:pctWidth>0</wp14:pctWidth>
           </wp14:sizeRelH>
-          <wp14:sizeRelV relativeFrom="page">
+          <wp14:sizeRelV relativeFrom="margin">
             <wp14:pctHeight>0</wp14:pctHeight>
           </wp14:sizeRelV>
         </wp:anchor>
       </w:drawing>
     </w:r>
+    <w:r>
+      <w:rPr>
+        <w:noProof/>
+      </w:rPr>
+      <w:drawing>
+        <wp:anchor distT="0" distB="0" distL="114300" distR="114300" simplePos="0" relativeHeight="251672576" behindDoc="1" locked="0" layoutInCell="1" allowOverlap="1" wp14:anchorId="4F98828D" wp14:editId="36DE73C1">
+          <wp:simplePos x="0" y="0"/>
+          <wp:positionH relativeFrom="page">
+            <wp:posOffset>-139148</wp:posOffset>
+          </wp:positionH>
+          <wp:positionV relativeFrom="page">
+            <wp:align>top</wp:align>
+          </wp:positionV>
+          <wp:extent cx="7137779" cy="10096354"/>
+          <wp:effectExtent l="0" t="0" r="6350" b="635"/>
+          <wp:wrapNone/>
+          <wp:docPr id="801498607" name="Picture 5"/>
+          <wp:cNvGraphicFramePr>
+            <a:graphicFrameLocks xmlns:a="http://schemas.openxmlformats.org/drawingml/2006/main" noChangeAspect="1"/>
+          </wp:cNvGraphicFramePr>
+          <a:graphic xmlns:a="http://schemas.openxmlformats.org/drawingml/2006/main">
+            <a:graphicData uri="http://schemas.openxmlformats.org/drawingml/2006/picture">
+              <pic:pic xmlns:pic="http://schemas.openxmlformats.org/drawingml/2006/picture">
+                <pic:nvPicPr>
+                  <pic:cNvPr id="801498607" name="Picture 801498607"/>
+                  <pic:cNvPicPr/>
+                </pic:nvPicPr>
+                <pic:blipFill>
+                  <a:blip r:embed="rId1">
+                    <a:extLst>
+                      <a:ext uri="{28A0092B-C50C-407E-A947-70E740481C1C}">
+                        <a14:useLocalDpi xmlns:a14="http://schemas.microsoft.com/office/drawing/2010/main" val="0"/>
+                      </a:ext>
+                    </a:extLst>
+                  </a:blip>
+                  <a:stretch>
+                    <a:fillRect/>
+                  </a:stretch>
+                </pic:blipFill>
+                <pic:spPr>
+                  <a:xfrm>
+                    <a:off x="0" y="0"/>
+                    <a:ext cx="7137779" cy="10096354"/>
+                  </a:xfrm>
+                  <a:prstGeom prst="rect">
+                    <a:avLst/>
+                  </a:prstGeom>
+                </pic:spPr>
+              </pic:pic>
+            </a:graphicData>
+          </a:graphic>
+          <wp14:sizeRelH relativeFrom="margin">
+            <wp14:pctWidth>0</wp14:pctWidth>
+          </wp14:sizeRelH>
+          <wp14:sizeRelV relativeFrom="margin">
+            <wp14:pctHeight>0</wp14:pctHeight>
+          </wp14:sizeRelV>
+        </wp:anchor>
+      </w:drawing>
+    </w:r>
+    <w:r>
+      <w:rPr>
+        <w:noProof/>
+      </w:rPr>
+      <w:tab/>
+    </w:r>
+  </w:p>
+  <w:p>
+    <w:pPr>
+      <w:pStyle w:val="Header"/>
+      <w:rPr>
+        <w:noProof/>
+      </w:rPr>
+    </w:pPr>
+  </w:p>
+  <w:p>
+    <w:pPr>
+      <w:pStyle w:val="Header"/>
+    </w:pPr>
   </w:p>
 </w:hdr>
 </file>
@@ -1533,9 +2054,9 @@
 <file path=word/numbering.xml><?xml version="1.0" encoding="utf-8"?>
 <w:numbering xmlns:wpc="http://schemas.microsoft.com/office/word/2010/wordprocessingCanvas" xmlns:cx="http://schemas.microsoft.com/office/drawing/2014/chartex" xmlns:cx1="http://schemas.microsoft.com/office/drawing/2015/9/8/chartex" xmlns:cx2="http://schemas.microsoft.com/office/drawing/2015/10/21/chartex" xmlns:cx3="http://schemas.microsoft.com/office/drawing/2016/5/9/chartex" xmlns:cx4="http://schemas.microsoft.com/office/drawing/2016/5/10/chartex" xmlns:cx5="http://schemas.microsoft.com/office/drawing/2016/5/11/chartex" xmlns:cx6="http://schemas.microsoft.com/office/drawing/2016/5/12/chartex" xmlns:cx7="http://schemas.microsoft.com/office/drawing/2016/5/13/chartex" xmlns:cx8="http://schemas.microsoft.com/office/drawing/2016/5/14/chartex" xmlns:mc="http://schemas.openxmlformats.org/markup-compatibility/2006" xmlns:aink="http://schemas.microsoft.com/office/drawing/2016/ink" xmlns:am3d="http://schemas.microsoft.com/office/drawing/2017/model3d" xmlns:o="urn:schemas-microsoft-com:office:office" xmlns:oel="http://schemas.microsoft.com/office/2019/extlst" xmlns:r="http://schemas.openxmlformats.org/officeDocument/2006/relationships" xmlns:m="http://schemas.openxmlformats.org/officeDocument/2006/math" xmlns:v="urn:schemas-microsoft-com:vml" xmlns:wp14="http://schemas.microsoft.com/office/word/2010/wordprocessingDrawing" xmlns:wp="http://schemas.openxmlformats.org/drawingml/2006/wordprocessingDrawing" xmlns:w10="urn:schemas-microsoft-com:office:word" xmlns:w="http://schemas.openxmlformats.org/wordprocessingml/2006/main" xmlns:w14="http://schemas.microsoft.com/office/word/2010/wordml" xmlns:w15="http://schemas.microsoft.com/office/word/2012/wordml" xmlns:w16cex="http://schemas.microsoft.com/office/word/2018/wordml/cex" xmlns:w16cid="http://schemas.microsoft.com/office/word/2016/wordml/cid" xmlns:w16="http://schemas.microsoft.com/office/word/2018/wordml" xmlns:w16du="http://schemas.microsoft.com/office/word/2023/wordml/word16du" xmlns:w16sdtdh="http://schemas.microsoft.com/office/word/2020/wordml/sdtdatahash" xmlns:w16sdtfl="http://schemas.microsoft.com/office/word/2024/wordml/sdtformatlock" xmlns:w16se="http://schemas.microsoft.com/office/word/2015/wordml/symex" xmlns:wpg="http://schemas.microsoft.com/office/word/2010/wordprocessingGroup" xmlns:wpi="http://schemas.microsoft.com/office/word/2010/wordprocessingInk" xmlns:wne="http://schemas.microsoft.com/office/word/2006/wordml" xmlns:wps="http://schemas.microsoft.com/office/word/2010/wordprocessingShape" mc:Ignorable="w14 w15 w16se w16cid w16 w16cex w16sdtdh w16sdtfl w16du wp14">
   <w:abstractNum w:abstractNumId="0" w15:restartNumberingAfterBreak="0">
-    <w:nsid w:val="6A0D51ED"/>
+    <w:nsid w:val="4DB429A4"/>
     <w:multiLevelType w:val="multilevel"/>
-    <w:tmpl w:val="79868846"/>
+    <w:tmpl w:val="689239EC"/>
     <w:lvl w:ilvl="0">
       <w:start w:val="1"/>
       <w:numFmt w:val="bullet"/>
@@ -1681,7 +2202,7 @@
       </w:rPr>
     </w:lvl>
   </w:abstractNum>
-  <w:num w:numId="1" w16cid:durableId="774979976">
+  <w:num w:numId="1" w16cid:durableId="1173953208">
     <w:abstractNumId w:val="0"/>
   </w:num>
 </w:numbering>
@@ -2085,7 +2606,7 @@
   <w:style w:type="paragraph" w:default="1" w:styleId="Normal">
     <w:name w:val="Normal"/>
     <w:qFormat/>
-    <w:rsid w:val="00BF3645"/>
+    <w:rsid w:val="00F46881"/>
   </w:style>
   <w:style w:type="character" w:default="1" w:styleId="DefaultParagraphFont">
     <w:name w:val="Default Paragraph Font"/>
@@ -2149,7 +2670,7 @@
     <w:link w:val="HeaderChar"/>
     <w:uiPriority w:val="99"/>
     <w:unhideWhenUsed/>
-    <w:rsid w:val="000F212D"/>
+    <w:rsid w:val="00FA1BF5"/>
     <w:pPr>
       <w:tabs>
         <w:tab w:val="center" w:pos="4680"/>
@@ -2163,7 +2684,7 @@
     <w:basedOn w:val="DefaultParagraphFont"/>
     <w:link w:val="Header"/>
     <w:uiPriority w:val="99"/>
-    <w:rsid w:val="000F212D"/>
+    <w:rsid w:val="00FA1BF5"/>
   </w:style>
   <w:style w:type="paragraph" w:styleId="Footer">
     <w:name w:val="footer"/>
@@ -2171,7 +2692,7 @@
     <w:link w:val="FooterChar"/>
     <w:uiPriority w:val="99"/>
     <w:unhideWhenUsed/>
-    <w:rsid w:val="000F212D"/>
+    <w:rsid w:val="00FA1BF5"/>
     <w:pPr>
       <w:tabs>
         <w:tab w:val="center" w:pos="4680"/>
@@ -2185,7 +2706,12 @@
     <w:basedOn w:val="DefaultParagraphFont"/>
     <w:link w:val="Footer"/>
     <w:uiPriority w:val="99"/>
-    <w:rsid w:val="000F212D"/>
+    <w:rsid w:val="00FA1BF5"/>
+  </w:style>
+  <w:style w:type="character" w:customStyle="1" w:styleId="s2">
+    <w:name w:val="s2"/>
+    <w:basedOn w:val="DefaultParagraphFont"/>
+    <w:rsid w:val="00F248AD"/>
   </w:style>
 </w:styles>
 </file>
@@ -2485,12 +3011,32 @@
 </a:theme>
 </file>
 
+<file path=word/webextensions/taskpanes.xml><?xml version="1.0" encoding="utf-8"?>
+<wetp:taskpanes xmlns:wetp="http://schemas.microsoft.com/office/webextensions/taskpanes/2010/11">
+  <wetp:taskpane dockstate="right" visibility="0" width="350" row="2">
+    <wetp:webextensionref xmlns:r="http://schemas.openxmlformats.org/officeDocument/2006/relationships" r:id="rId1"/>
+  </wetp:taskpane>
+</wetp:taskpanes>
+</file>
+
+<file path=word/webextensions/webextension1.xml><?xml version="1.0" encoding="utf-8"?>
+<we:webextension xmlns:we="http://schemas.microsoft.com/office/webextensions/webextension/2010/11" id="{817C242E-AD1E-466C-8636-2D3013AAE15D}">
+  <we:reference id="wa200000013" version="2.0.0.0" store="en-US" storeType="OMEX"/>
+  <we:alternateReferences>
+    <we:reference id="wa200000013" version="2.0.0.0" store="" storeType="OMEX"/>
+  </we:alternateReferences>
+  <we:properties/>
+  <we:bindings/>
+  <we:snapshot xmlns:r="http://schemas.openxmlformats.org/officeDocument/2006/relationships"/>
+</we:webextension>
+</file>
+
 <file path=customXml/item1.xml><?xml version="1.0" encoding="utf-8"?>
 <b:Sources xmlns:b="http://schemas.openxmlformats.org/officeDocument/2006/bibliography" xmlns="http://schemas.openxmlformats.org/officeDocument/2006/bibliography" SelectedStyle="\APASixthEditionOfficeOnline.xsl" StyleName="APA" Version="6"/>
 </file>
 
 <file path=customXml/itemProps1.xml><?xml version="1.0" encoding="utf-8"?>
-<ds:datastoreItem xmlns:ds="http://schemas.openxmlformats.org/officeDocument/2006/customXml" ds:itemID="{07E6E4DC-DC52-42A8-BFBF-BA4D16E68604}">
+<ds:datastoreItem xmlns:ds="http://schemas.openxmlformats.org/officeDocument/2006/customXml" ds:itemID="{94871B5A-5015-4691-8225-08487EDACA4C}">
   <ds:schemaRefs>
     <ds:schemaRef ds:uri="http://schemas.openxmlformats.org/officeDocument/2006/bibliography"/>
   </ds:schemaRefs>

--- a/public/src/AccountabilityForms/ASSET ACCOUNTABILITY FORM - TRANSFER.docx
+++ b/public/src/AccountabilityForms/ASSET ACCOUNTABILITY FORM - TRANSFER.docx
@@ -48,25 +48,7 @@
           <w:b/>
           <w:bCs/>
         </w:rPr>
-        <w:t xml:space="preserve">Please complete the following form upon receipt/return of any company equipment. A copy of this form will be kept </w:t>
-      </w:r>
-      <w:proofErr w:type="gramStart"/>
-      <w:r>
-        <w:rPr>
-          <w:rFonts w:ascii="Glacial Indifference" w:hAnsi="Glacial Indifference"/>
-          <w:b/>
-          <w:bCs/>
-        </w:rPr>
-        <w:t>on</w:t>
-      </w:r>
-      <w:proofErr w:type="gramEnd"/>
-      <w:r>
-        <w:rPr>
-          <w:rFonts w:ascii="Glacial Indifference" w:hAnsi="Glacial Indifference"/>
-          <w:b/>
-          <w:bCs/>
-        </w:rPr>
-        <w:t xml:space="preserve"> your personal file and used to monitor the return of any equipment should you leave the company.</w:t>
+        <w:t>Please complete the following form upon receipt/return of any company equipment. A copy of this form will be kept on your personal file and used to monitor the return of any equipment should you leave the company.</w:t>
       </w:r>
     </w:p>
     <w:p>
@@ -150,21 +132,7 @@
               <w:rPr>
                 <w:rFonts w:ascii="Glacial Indifference" w:hAnsi="Glacial Indifference"/>
               </w:rPr>
-              <w:t>{</w:t>
-            </w:r>
-            <w:proofErr w:type="spellStart"/>
-            <w:r>
-              <w:rPr>
-                <w:rFonts w:ascii="Glacial Indifference" w:hAnsi="Glacial Indifference"/>
-              </w:rPr>
-              <w:t>transferor_name</w:t>
-            </w:r>
-            <w:proofErr w:type="spellEnd"/>
-            <w:r>
-              <w:rPr>
-                <w:rFonts w:ascii="Glacial Indifference" w:hAnsi="Glacial Indifference"/>
-              </w:rPr>
-              <w:t>}</w:t>
+              <w:t>{transferor_name}</w:t>
             </w:r>
           </w:p>
         </w:tc>
@@ -204,21 +172,7 @@
               <w:rPr>
                 <w:rFonts w:ascii="Glacial Indifference" w:hAnsi="Glacial Indifference"/>
               </w:rPr>
-              <w:t>{</w:t>
-            </w:r>
-            <w:proofErr w:type="spellStart"/>
-            <w:r>
-              <w:rPr>
-                <w:rFonts w:ascii="Glacial Indifference" w:hAnsi="Glacial Indifference"/>
-              </w:rPr>
-              <w:t>transferor_department</w:t>
-            </w:r>
-            <w:proofErr w:type="spellEnd"/>
-            <w:r>
-              <w:rPr>
-                <w:rFonts w:ascii="Glacial Indifference" w:hAnsi="Glacial Indifference"/>
-              </w:rPr>
-              <w:t>}</w:t>
+              <w:t>{transferor_department}</w:t>
             </w:r>
           </w:p>
         </w:tc>
@@ -270,21 +224,7 @@
               <w:rPr>
                 <w:rFonts w:ascii="Glacial Indifference" w:hAnsi="Glacial Indifference"/>
               </w:rPr>
-              <w:t>{</w:t>
-            </w:r>
-            <w:proofErr w:type="spellStart"/>
-            <w:r>
-              <w:rPr>
-                <w:rFonts w:ascii="Glacial Indifference" w:hAnsi="Glacial Indifference"/>
-              </w:rPr>
-              <w:t>transferor_date_hired</w:t>
-            </w:r>
-            <w:proofErr w:type="spellEnd"/>
-            <w:r>
-              <w:rPr>
-                <w:rFonts w:ascii="Glacial Indifference" w:hAnsi="Glacial Indifference"/>
-              </w:rPr>
-              <w:t>}</w:t>
+              <w:t>{transferor_date_hired}</w:t>
             </w:r>
           </w:p>
         </w:tc>
@@ -324,21 +264,7 @@
               <w:rPr>
                 <w:rFonts w:ascii="Glacial Indifference" w:hAnsi="Glacial Indifference"/>
               </w:rPr>
-              <w:t>{</w:t>
-            </w:r>
-            <w:proofErr w:type="spellStart"/>
-            <w:r>
-              <w:rPr>
-                <w:rFonts w:ascii="Glacial Indifference" w:hAnsi="Glacial Indifference"/>
-              </w:rPr>
-              <w:t>transferor_position</w:t>
-            </w:r>
-            <w:proofErr w:type="spellEnd"/>
-            <w:r>
-              <w:rPr>
-                <w:rFonts w:ascii="Glacial Indifference" w:hAnsi="Glacial Indifference"/>
-              </w:rPr>
-              <w:t>}</w:t>
+              <w:t>{transferor_position}</w:t>
             </w:r>
           </w:p>
         </w:tc>
@@ -532,25 +458,7 @@
                 <w:sz w:val="14"/>
                 <w:szCs w:val="14"/>
               </w:rPr>
-              <w:t>{#</w:t>
-            </w:r>
-            <w:proofErr w:type="gramStart"/>
-            <w:r>
-              <w:rPr>
-                <w:rFonts w:ascii="Glacial Indifference" w:hAnsi="Glacial Indifference"/>
-                <w:sz w:val="14"/>
-                <w:szCs w:val="14"/>
-              </w:rPr>
-              <w:t>devices}{</w:t>
-            </w:r>
-            <w:proofErr w:type="gramEnd"/>
-            <w:r>
-              <w:rPr>
-                <w:rFonts w:ascii="Glacial Indifference" w:hAnsi="Glacial Indifference"/>
-                <w:sz w:val="14"/>
-                <w:szCs w:val="14"/>
-              </w:rPr>
-              <w:t>TransferDate}</w:t>
+              <w:t>{#devices}{TransferDate}</w:t>
             </w:r>
           </w:p>
         </w:tc>
@@ -569,21 +477,7 @@
               <w:rPr>
                 <w:rFonts w:ascii="Glacial Indifference" w:hAnsi="Glacial Indifference"/>
               </w:rPr>
-              <w:t>{</w:t>
-            </w:r>
-            <w:proofErr w:type="spellStart"/>
-            <w:r>
-              <w:rPr>
-                <w:rFonts w:ascii="Glacial Indifference" w:hAnsi="Glacial Indifference"/>
-              </w:rPr>
-              <w:t>deviceType</w:t>
-            </w:r>
-            <w:proofErr w:type="spellEnd"/>
-            <w:r>
-              <w:rPr>
-                <w:rFonts w:ascii="Glacial Indifference" w:hAnsi="Glacial Indifference"/>
-              </w:rPr>
-              <w:t>}</w:t>
+              <w:t>{deviceType}</w:t>
             </w:r>
           </w:p>
         </w:tc>
@@ -622,21 +516,7 @@
               <w:rPr>
                 <w:rFonts w:ascii="Glacial Indifference" w:hAnsi="Glacial Indifference"/>
               </w:rPr>
-              <w:t>{</w:t>
-            </w:r>
-            <w:proofErr w:type="spellStart"/>
-            <w:r>
-              <w:rPr>
-                <w:rFonts w:ascii="Glacial Indifference" w:hAnsi="Glacial Indifference"/>
-              </w:rPr>
-              <w:t>deviceTag</w:t>
-            </w:r>
-            <w:proofErr w:type="spellEnd"/>
-            <w:r>
-              <w:rPr>
-                <w:rFonts w:ascii="Glacial Indifference" w:hAnsi="Glacial Indifference"/>
-              </w:rPr>
-              <w:t>}</w:t>
+              <w:t>{deviceTag}</w:t>
             </w:r>
           </w:p>
         </w:tc>
@@ -651,339 +531,12 @@
                 <w:rFonts w:ascii="Glacial Indifference" w:hAnsi="Glacial Indifference"/>
               </w:rPr>
             </w:pPr>
-            <w:proofErr w:type="gramStart"/>
-            <w:r>
-              <w:rPr>
-                <w:rFonts w:ascii="Glacial Indifference" w:hAnsi="Glacial Indifference"/>
-              </w:rPr>
-              <w:t>{condition}{/</w:t>
-            </w:r>
-            <w:proofErr w:type="gramEnd"/>
-            <w:r>
-              <w:rPr>
-                <w:rFonts w:ascii="Glacial Indifference" w:hAnsi="Glacial Indifference"/>
-              </w:rPr>
-              <w:t>devices}</w:t>
-            </w:r>
-          </w:p>
-        </w:tc>
-      </w:tr>
-      <w:tr>
-        <w:trPr>
-          <w:trHeight w:val="347"/>
-        </w:trPr>
-        <w:tc>
-          <w:tcPr>
-            <w:tcW w:w="1345" w:type="dxa"/>
-            <w:vAlign w:val="center"/>
-          </w:tcPr>
-          <w:p>
-            <w:pPr>
-              <w:jc w:val="center"/>
-              <w:rPr>
-                <w:rFonts w:ascii="Glacial Indifference" w:hAnsi="Glacial Indifference"/>
-              </w:rPr>
-            </w:pPr>
-          </w:p>
-        </w:tc>
-        <w:tc>
-          <w:tcPr>
-            <w:tcW w:w="1800" w:type="dxa"/>
-            <w:vAlign w:val="center"/>
-          </w:tcPr>
-          <w:p>
-            <w:pPr>
-              <w:jc w:val="center"/>
-              <w:rPr>
-                <w:rFonts w:ascii="Glacial Indifference" w:hAnsi="Glacial Indifference"/>
-              </w:rPr>
-            </w:pPr>
-          </w:p>
-        </w:tc>
-        <w:tc>
-          <w:tcPr>
-            <w:tcW w:w="1890" w:type="dxa"/>
-            <w:vAlign w:val="center"/>
-          </w:tcPr>
-          <w:p>
-            <w:pPr>
-              <w:jc w:val="center"/>
-              <w:rPr>
-                <w:rFonts w:ascii="Glacial Indifference" w:hAnsi="Glacial Indifference"/>
-              </w:rPr>
-            </w:pPr>
-          </w:p>
-        </w:tc>
-        <w:tc>
-          <w:tcPr>
-            <w:tcW w:w="2430" w:type="dxa"/>
-            <w:vAlign w:val="center"/>
-          </w:tcPr>
-          <w:p>
-            <w:pPr>
-              <w:jc w:val="center"/>
-              <w:rPr>
-                <w:rFonts w:ascii="Glacial Indifference" w:hAnsi="Glacial Indifference"/>
-                <w:color w:val="000000"/>
-              </w:rPr>
-            </w:pPr>
-          </w:p>
-        </w:tc>
-        <w:tc>
-          <w:tcPr>
-            <w:tcW w:w="2160" w:type="dxa"/>
-            <w:vAlign w:val="center"/>
-          </w:tcPr>
-          <w:p>
-            <w:pPr>
-              <w:tabs>
-                <w:tab w:val="left" w:pos="795"/>
-                <w:tab w:val="left" w:pos="1395"/>
-              </w:tabs>
-              <w:jc w:val="center"/>
-              <w:rPr>
-                <w:rFonts w:ascii="Glacial Indifference" w:hAnsi="Glacial Indifference"/>
-              </w:rPr>
-            </w:pPr>
-          </w:p>
-        </w:tc>
-      </w:tr>
-      <w:tr>
-        <w:trPr>
-          <w:trHeight w:val="347"/>
-        </w:trPr>
-        <w:tc>
-          <w:tcPr>
-            <w:tcW w:w="1345" w:type="dxa"/>
-            <w:vAlign w:val="center"/>
-          </w:tcPr>
-          <w:p>
-            <w:pPr>
-              <w:jc w:val="center"/>
-              <w:rPr>
-                <w:rFonts w:ascii="Glacial Indifference" w:hAnsi="Glacial Indifference"/>
-              </w:rPr>
-            </w:pPr>
-          </w:p>
-        </w:tc>
-        <w:tc>
-          <w:tcPr>
-            <w:tcW w:w="1800" w:type="dxa"/>
-            <w:vAlign w:val="center"/>
-          </w:tcPr>
-          <w:p>
-            <w:pPr>
-              <w:jc w:val="center"/>
-              <w:rPr>
-                <w:rFonts w:ascii="Glacial Indifference" w:hAnsi="Glacial Indifference"/>
-              </w:rPr>
-            </w:pPr>
-          </w:p>
-        </w:tc>
-        <w:tc>
-          <w:tcPr>
-            <w:tcW w:w="1890" w:type="dxa"/>
-            <w:vAlign w:val="center"/>
-          </w:tcPr>
-          <w:p>
-            <w:pPr>
-              <w:jc w:val="center"/>
-              <w:rPr>
-                <w:rFonts w:ascii="Glacial Indifference" w:hAnsi="Glacial Indifference"/>
-              </w:rPr>
-            </w:pPr>
-          </w:p>
-        </w:tc>
-        <w:tc>
-          <w:tcPr>
-            <w:tcW w:w="2430" w:type="dxa"/>
-            <w:vAlign w:val="center"/>
-          </w:tcPr>
-          <w:p>
-            <w:pPr>
-              <w:jc w:val="center"/>
-              <w:rPr>
-                <w:rFonts w:ascii="Glacial Indifference" w:hAnsi="Glacial Indifference"/>
-                <w:color w:val="000000"/>
-              </w:rPr>
-            </w:pPr>
-          </w:p>
-        </w:tc>
-        <w:tc>
-          <w:tcPr>
-            <w:tcW w:w="2160" w:type="dxa"/>
-            <w:vAlign w:val="center"/>
-          </w:tcPr>
-          <w:p>
-            <w:pPr>
-              <w:jc w:val="center"/>
-              <w:rPr>
-                <w:rFonts w:ascii="Glacial Indifference" w:hAnsi="Glacial Indifference"/>
-                <w:sz w:val="18"/>
-                <w:szCs w:val="18"/>
-              </w:rPr>
-            </w:pPr>
-          </w:p>
-        </w:tc>
-      </w:tr>
-      <w:tr>
-        <w:trPr>
-          <w:trHeight w:val="347"/>
-        </w:trPr>
-        <w:tc>
-          <w:tcPr>
-            <w:tcW w:w="1345" w:type="dxa"/>
-            <w:vAlign w:val="center"/>
-          </w:tcPr>
-          <w:p>
-            <w:pPr>
-              <w:jc w:val="center"/>
-              <w:rPr>
-                <w:rFonts w:ascii="Glacial Indifference" w:hAnsi="Glacial Indifference"/>
-              </w:rPr>
-            </w:pPr>
-          </w:p>
-        </w:tc>
-        <w:tc>
-          <w:tcPr>
-            <w:tcW w:w="1800" w:type="dxa"/>
-            <w:vAlign w:val="center"/>
-          </w:tcPr>
-          <w:p>
-            <w:pPr>
-              <w:tabs>
-                <w:tab w:val="left" w:pos="322"/>
-              </w:tabs>
-              <w:jc w:val="center"/>
-              <w:rPr>
-                <w:rFonts w:ascii="Glacial Indifference" w:hAnsi="Glacial Indifference"/>
-              </w:rPr>
-            </w:pPr>
-          </w:p>
-        </w:tc>
-        <w:tc>
-          <w:tcPr>
-            <w:tcW w:w="1890" w:type="dxa"/>
-            <w:vAlign w:val="center"/>
-          </w:tcPr>
-          <w:p>
-            <w:pPr>
-              <w:jc w:val="center"/>
-              <w:rPr>
-                <w:rFonts w:ascii="Glacial Indifference" w:hAnsi="Glacial Indifference"/>
-              </w:rPr>
-            </w:pPr>
-          </w:p>
-        </w:tc>
-        <w:tc>
-          <w:tcPr>
-            <w:tcW w:w="2430" w:type="dxa"/>
-            <w:vAlign w:val="center"/>
-          </w:tcPr>
-          <w:p>
-            <w:pPr>
-              <w:jc w:val="center"/>
-              <w:rPr>
-                <w:rFonts w:ascii="Glacial Indifference" w:hAnsi="Glacial Indifference"/>
-                <w:color w:val="000000"/>
-              </w:rPr>
-            </w:pPr>
-          </w:p>
-        </w:tc>
-        <w:tc>
-          <w:tcPr>
-            <w:tcW w:w="2160" w:type="dxa"/>
-            <w:vAlign w:val="center"/>
-          </w:tcPr>
-          <w:p>
-            <w:pPr>
-              <w:jc w:val="center"/>
-              <w:rPr>
-                <w:rFonts w:ascii="Glacial Indifference" w:hAnsi="Glacial Indifference"/>
-                <w:sz w:val="18"/>
-                <w:szCs w:val="18"/>
-              </w:rPr>
-            </w:pPr>
-          </w:p>
-        </w:tc>
-      </w:tr>
-      <w:tr>
-        <w:trPr>
-          <w:trHeight w:val="347"/>
-        </w:trPr>
-        <w:tc>
-          <w:tcPr>
-            <w:tcW w:w="1345" w:type="dxa"/>
-            <w:vAlign w:val="center"/>
-          </w:tcPr>
-          <w:p>
-            <w:pPr>
-              <w:jc w:val="center"/>
-              <w:rPr>
-                <w:rFonts w:ascii="Glacial Indifference" w:hAnsi="Glacial Indifference"/>
-              </w:rPr>
-            </w:pPr>
-          </w:p>
-        </w:tc>
-        <w:tc>
-          <w:tcPr>
-            <w:tcW w:w="1800" w:type="dxa"/>
-            <w:vAlign w:val="center"/>
-          </w:tcPr>
-          <w:p>
-            <w:pPr>
-              <w:tabs>
-                <w:tab w:val="left" w:pos="290"/>
-              </w:tabs>
-              <w:jc w:val="center"/>
-              <w:rPr>
-                <w:rFonts w:ascii="Glacial Indifference" w:hAnsi="Glacial Indifference"/>
-              </w:rPr>
-            </w:pPr>
-          </w:p>
-        </w:tc>
-        <w:tc>
-          <w:tcPr>
-            <w:tcW w:w="1890" w:type="dxa"/>
-            <w:vAlign w:val="center"/>
-          </w:tcPr>
-          <w:p>
-            <w:pPr>
-              <w:jc w:val="center"/>
-              <w:rPr>
-                <w:rFonts w:ascii="Glacial Indifference" w:hAnsi="Glacial Indifference"/>
-                <w:color w:val="000000"/>
-              </w:rPr>
-            </w:pPr>
-          </w:p>
-        </w:tc>
-        <w:tc>
-          <w:tcPr>
-            <w:tcW w:w="2430" w:type="dxa"/>
-            <w:vAlign w:val="center"/>
-          </w:tcPr>
-          <w:p>
-            <w:pPr>
-              <w:jc w:val="center"/>
-              <w:rPr>
-                <w:rFonts w:ascii="Glacial Indifference" w:hAnsi="Glacial Indifference"/>
-                <w:color w:val="000000"/>
-              </w:rPr>
-            </w:pPr>
-          </w:p>
-        </w:tc>
-        <w:tc>
-          <w:tcPr>
-            <w:tcW w:w="2160" w:type="dxa"/>
-            <w:vAlign w:val="center"/>
-          </w:tcPr>
-          <w:p>
-            <w:pPr>
-              <w:jc w:val="center"/>
-              <w:rPr>
-                <w:rFonts w:ascii="Glacial Indifference" w:hAnsi="Glacial Indifference"/>
-              </w:rPr>
-            </w:pPr>
+            <w:r>
+              <w:rPr>
+                <w:rFonts w:ascii="Glacial Indifference" w:hAnsi="Glacial Indifference"/>
+              </w:rPr>
+              <w:t>{condition}{/devices}</w:t>
+            </w:r>
           </w:p>
         </w:tc>
       </w:tr>
@@ -1047,21 +600,7 @@
               <w:rPr>
                 <w:rFonts w:ascii="Glacial Indifference" w:hAnsi="Glacial Indifference"/>
               </w:rPr>
-              <w:t>{</w:t>
-            </w:r>
-            <w:proofErr w:type="spellStart"/>
-            <w:r>
-              <w:rPr>
-                <w:rFonts w:ascii="Glacial Indifference" w:hAnsi="Glacial Indifference"/>
-              </w:rPr>
-              <w:t>transferee_name</w:t>
-            </w:r>
-            <w:proofErr w:type="spellEnd"/>
-            <w:r>
-              <w:rPr>
-                <w:rFonts w:ascii="Glacial Indifference" w:hAnsi="Glacial Indifference"/>
-              </w:rPr>
-              <w:t>}</w:t>
+              <w:t>{transferee_name}</w:t>
             </w:r>
           </w:p>
         </w:tc>
@@ -1101,21 +640,7 @@
               <w:rPr>
                 <w:rFonts w:ascii="Glacial Indifference" w:hAnsi="Glacial Indifference"/>
               </w:rPr>
-              <w:t>{</w:t>
-            </w:r>
-            <w:proofErr w:type="spellStart"/>
-            <w:r>
-              <w:rPr>
-                <w:rFonts w:ascii="Glacial Indifference" w:hAnsi="Glacial Indifference"/>
-              </w:rPr>
-              <w:t>transferee_department</w:t>
-            </w:r>
-            <w:proofErr w:type="spellEnd"/>
-            <w:r>
-              <w:rPr>
-                <w:rFonts w:ascii="Glacial Indifference" w:hAnsi="Glacial Indifference"/>
-              </w:rPr>
-              <w:t>}</w:t>
+              <w:t>{transferee_department}</w:t>
             </w:r>
           </w:p>
         </w:tc>
@@ -1160,21 +685,7 @@
               <w:rPr>
                 <w:rFonts w:ascii="Glacial Indifference" w:hAnsi="Glacial Indifference"/>
               </w:rPr>
-              <w:t>{</w:t>
-            </w:r>
-            <w:proofErr w:type="spellStart"/>
-            <w:r>
-              <w:rPr>
-                <w:rFonts w:ascii="Glacial Indifference" w:hAnsi="Glacial Indifference"/>
-              </w:rPr>
-              <w:t>transferee_date_hired</w:t>
-            </w:r>
-            <w:proofErr w:type="spellEnd"/>
-            <w:r>
-              <w:rPr>
-                <w:rFonts w:ascii="Glacial Indifference" w:hAnsi="Glacial Indifference"/>
-              </w:rPr>
-              <w:t>}</w:t>
+              <w:t>{transferee_date_hired}</w:t>
             </w:r>
           </w:p>
         </w:tc>
@@ -1214,21 +725,7 @@
               <w:rPr>
                 <w:rFonts w:ascii="Glacial Indifference" w:hAnsi="Glacial Indifference"/>
               </w:rPr>
-              <w:t>{</w:t>
-            </w:r>
-            <w:proofErr w:type="spellStart"/>
-            <w:r>
-              <w:rPr>
-                <w:rFonts w:ascii="Glacial Indifference" w:hAnsi="Glacial Indifference"/>
-              </w:rPr>
-              <w:t>transferee_position</w:t>
-            </w:r>
-            <w:proofErr w:type="spellEnd"/>
-            <w:r>
-              <w:rPr>
-                <w:rFonts w:ascii="Glacial Indifference" w:hAnsi="Glacial Indifference"/>
-              </w:rPr>
-              <w:t>}</w:t>
+              <w:t>{transferee_position}</w:t>
             </w:r>
           </w:p>
         </w:tc>
@@ -1346,16 +843,7 @@
         <w:sz w:val="18"/>
         <w:szCs w:val="18"/>
       </w:rPr>
-      <w:t>I</w:t>
-    </w:r>
-    <w:proofErr w:type="gramStart"/>
-    <w:r>
-      <w:rPr>
-        <w:rFonts w:ascii="Glacial Indifference" w:hAnsi="Glacial Indifference"/>
-        <w:sz w:val="18"/>
-        <w:szCs w:val="18"/>
-      </w:rPr>
-      <w:t xml:space="preserve">  </w:t>
+      <w:t xml:space="preserve">I  </w:t>
     </w:r>
     <w:r>
       <w:rPr>
@@ -1364,55 +852,15 @@
         <w:szCs w:val="18"/>
         <w:u w:val="single"/>
       </w:rPr>
-      <w:t xml:space="preserve"> {</w:t>
+      <w:t xml:space="preserve"> {transferor_name} </w:t>
     </w:r>
-    <w:proofErr w:type="spellStart"/>
-    <w:proofErr w:type="gramEnd"/>
     <w:r>
       <w:rPr>
         <w:rFonts w:ascii="Glacial Indifference" w:hAnsi="Glacial Indifference"/>
         <w:sz w:val="18"/>
         <w:szCs w:val="18"/>
-        <w:u w:val="single"/>
-      </w:rPr>
-      <w:t>transferor_</w:t>
-    </w:r>
-    <w:proofErr w:type="gramStart"/>
-    <w:r>
-      <w:rPr>
-        <w:rFonts w:ascii="Glacial Indifference" w:hAnsi="Glacial Indifference"/>
-        <w:sz w:val="18"/>
-        <w:szCs w:val="18"/>
-        <w:u w:val="single"/>
-      </w:rPr>
-      <w:t>name</w:t>
-    </w:r>
-    <w:proofErr w:type="spellEnd"/>
-    <w:r>
-      <w:rPr>
-        <w:rFonts w:ascii="Glacial Indifference" w:hAnsi="Glacial Indifference"/>
-        <w:sz w:val="18"/>
-        <w:szCs w:val="18"/>
-        <w:u w:val="single"/>
-      </w:rPr>
-      <w:t xml:space="preserve">} </w:t>
-    </w:r>
-    <w:r>
-      <w:rPr>
-        <w:rFonts w:ascii="Glacial Indifference" w:hAnsi="Glacial Indifference"/>
-        <w:sz w:val="18"/>
-        <w:szCs w:val="18"/>
-      </w:rPr>
-      <w:t xml:space="preserve">  </w:t>
-    </w:r>
-    <w:proofErr w:type="gramEnd"/>
-    <w:r>
-      <w:rPr>
-        <w:rFonts w:ascii="Glacial Indifference" w:hAnsi="Glacial Indifference"/>
-        <w:sz w:val="18"/>
-        <w:szCs w:val="18"/>
-      </w:rPr>
-      <w:t>I, the transferor, hereby surrender all responsibility associated with the assets mentioned above and free myself from any further responsibilities. I confirm that the assets are in satisfactory condition at the time of transfer.</w:t>
+      </w:rPr>
+      <w:t xml:space="preserve">  I, the transferor, hereby surrender all responsibility associated with the assets mentioned above and free myself from any further responsibilities. I confirm that the assets are in satisfactory condition at the time of transfer.</w:t>
     </w:r>
   </w:p>
   <w:p>
@@ -1494,7 +942,6 @@
         </wp:anchor>
       </w:drawing>
     </w:r>
-    <w:proofErr w:type="gramStart"/>
     <w:r>
       <w:rPr>
         <w:rFonts w:ascii="Glacial Indifference" w:hAnsi="Glacial Indifference"/>
@@ -1510,64 +957,15 @@
         <w:szCs w:val="18"/>
         <w:u w:val="single"/>
       </w:rPr>
-      <w:t xml:space="preserve"> _</w:t>
+      <w:t xml:space="preserve"> _{transferee_name}  </w:t>
     </w:r>
-    <w:proofErr w:type="gramEnd"/>
     <w:r>
       <w:rPr>
         <w:rFonts w:ascii="Glacial Indifference" w:hAnsi="Glacial Indifference"/>
         <w:sz w:val="18"/>
         <w:szCs w:val="18"/>
-        <w:u w:val="single"/>
-      </w:rPr>
-      <w:t>{</w:t>
-    </w:r>
-    <w:proofErr w:type="spellStart"/>
-    <w:r>
-      <w:rPr>
-        <w:rFonts w:ascii="Glacial Indifference" w:hAnsi="Glacial Indifference"/>
-        <w:sz w:val="18"/>
-        <w:szCs w:val="18"/>
-        <w:u w:val="single"/>
-      </w:rPr>
-      <w:t>transferee_</w:t>
-    </w:r>
-    <w:proofErr w:type="gramStart"/>
-    <w:r>
-      <w:rPr>
-        <w:rFonts w:ascii="Glacial Indifference" w:hAnsi="Glacial Indifference"/>
-        <w:sz w:val="18"/>
-        <w:szCs w:val="18"/>
-        <w:u w:val="single"/>
-      </w:rPr>
-      <w:t>name</w:t>
-    </w:r>
-    <w:proofErr w:type="spellEnd"/>
-    <w:r>
-      <w:rPr>
-        <w:rFonts w:ascii="Glacial Indifference" w:hAnsi="Glacial Indifference"/>
-        <w:sz w:val="18"/>
-        <w:szCs w:val="18"/>
-        <w:u w:val="single"/>
-      </w:rPr>
-      <w:t xml:space="preserve">}  </w:t>
-    </w:r>
-    <w:r>
-      <w:rPr>
-        <w:rFonts w:ascii="Glacial Indifference" w:hAnsi="Glacial Indifference"/>
-        <w:sz w:val="18"/>
-        <w:szCs w:val="18"/>
-      </w:rPr>
-      <w:t xml:space="preserve"> </w:t>
-    </w:r>
-    <w:proofErr w:type="gramEnd"/>
-    <w:r>
-      <w:rPr>
-        <w:rFonts w:ascii="Glacial Indifference" w:hAnsi="Glacial Indifference"/>
-        <w:sz w:val="18"/>
-        <w:szCs w:val="18"/>
-      </w:rPr>
-      <w:t xml:space="preserve"> I, the transferee, accepts full responsibility for the assets being transferred to me and agree to assume all associated obligations upon signing this form. I commit to exercising due diligence in the care of these assets.</w:t>
+      </w:rPr>
+      <w:t xml:space="preserve">  I, the transferee, accepts full responsibility for the assets being transferred to me and agree to assume all associated obligations upon signing this form. I commit to exercising due diligence in the care of these assets.</w:t>
     </w:r>
   </w:p>
   <w:p>
